--- a/00_Basic_electronics/2_inductor/01___inductor_basics.docx
+++ b/00_Basic_electronics/2_inductor/01___inductor_basics.docx
@@ -5372,10 +5372,7 @@
               </w:numPr>
             </w:pPr>
             <w:r>
-              <w:t xml:space="preserve">Higher DCR → more heat, more voltage </w:t>
-            </w:r>
-            <w:r>
-              <w:t>drops</w:t>
+              <w:t>Higher DCR → more heat, more voltage drops</w:t>
             </w:r>
           </w:p>
           <w:p/>
@@ -5455,13 +5452,7 @@
                   <w:rPr>
                     <w:rFonts w:ascii="Cambria Math" w:hAnsi="Cambria Math"/>
                   </w:rPr>
-                  <m:t>ω=2 π f</m:t>
-                </m:r>
-                <m:r>
-                  <w:rPr>
-                    <w:rFonts w:ascii="Cambria Math" w:hAnsi="Cambria Math"/>
-                  </w:rPr>
-                  <m:t xml:space="preserve"> </m:t>
+                  <m:t xml:space="preserve">ω=2 π f </m:t>
                 </m:r>
               </m:oMath>
             </m:oMathPara>
@@ -5528,12 +5519,1322 @@
           <w:tcPr>
             <w:tcW w:w="3119" w:type="dxa"/>
           </w:tcPr>
-          <w:p/>
+          <w:p>
+            <w:r>
+              <w:t xml:space="preserve">SRF — </w:t>
+            </w:r>
+            <w:r>
+              <w:rPr>
+                <w:b/>
+                <w:bCs/>
+              </w:rPr>
+              <w:t>Self-Resonant Frequency</w:t>
+            </w:r>
+          </w:p>
         </w:tc>
         <w:tc>
           <w:tcPr>
             <w:tcW w:w="12836" w:type="dxa"/>
           </w:tcPr>
+          <w:p>
+            <w:pPr>
+              <w:rPr>
+                <w:b/>
+                <w:bCs/>
+              </w:rPr>
+            </w:pPr>
+            <w:r>
+              <w:rPr>
+                <w:b/>
+                <w:bCs/>
+              </w:rPr>
+              <w:t>What is SRF?</w:t>
+            </w:r>
+          </w:p>
+          <w:p>
+            <w:r>
+              <w:rPr>
+                <w:b/>
+                <w:bCs/>
+              </w:rPr>
+              <w:t>SRF (Self-Resonant Frequency)</w:t>
+            </w:r>
+            <w:r>
+              <w:t xml:space="preserve"> is the frequency at which an </w:t>
+            </w:r>
+            <w:r>
+              <w:rPr>
+                <w:b/>
+                <w:bCs/>
+              </w:rPr>
+              <w:t>inductor stops behaving like an inductor</w:t>
+            </w:r>
+            <w:r>
+              <w:t xml:space="preserve"> and starts behaving like a </w:t>
+            </w:r>
+            <w:r>
+              <w:rPr>
+                <w:b/>
+                <w:bCs/>
+              </w:rPr>
+              <w:t>capacitor</w:t>
+            </w:r>
+            <w:r>
+              <w:t>.</w:t>
+            </w:r>
+          </w:p>
+          <w:p>
+            <w:r>
+              <w:rPr>
+                <w:rFonts w:ascii="Segoe UI Emoji" w:hAnsi="Segoe UI Emoji" w:cs="Segoe UI Emoji"/>
+              </w:rPr>
+              <w:t>👉</w:t>
+            </w:r>
+            <w:r>
+              <w:t xml:space="preserve"> Above SRF, your inductor is basically </w:t>
+            </w:r>
+            <w:r>
+              <w:rPr>
+                <w:b/>
+                <w:bCs/>
+              </w:rPr>
+              <w:t>lying to you</w:t>
+            </w:r>
+            <w:r>
+              <w:t>.</w:t>
+            </w:r>
+          </w:p>
+          <w:p/>
+          <w:p/>
+          <w:p>
+            <w:pPr>
+              <w:rPr>
+                <w:b/>
+                <w:bCs/>
+              </w:rPr>
+            </w:pPr>
+            <w:r>
+              <w:rPr>
+                <w:b/>
+                <w:bCs/>
+              </w:rPr>
+              <w:t>Why does SRF exist?</w:t>
+            </w:r>
+          </w:p>
+          <w:p>
+            <w:r>
+              <w:t xml:space="preserve">Real inductors are </w:t>
+            </w:r>
+            <w:r>
+              <w:rPr>
+                <w:b/>
+                <w:bCs/>
+              </w:rPr>
+              <w:t>not ideal</w:t>
+            </w:r>
+            <w:r>
+              <w:t>.</w:t>
+            </w:r>
+          </w:p>
+          <w:p>
+            <w:r>
+              <w:lastRenderedPageBreak/>
+              <w:t>They have:</w:t>
+            </w:r>
+          </w:p>
+          <w:p>
+            <w:pPr>
+              <w:numPr>
+                <w:ilvl w:val="0"/>
+                <w:numId w:val="84"/>
+              </w:numPr>
+            </w:pPr>
+            <w:r>
+              <w:t xml:space="preserve">Inductance </w:t>
+            </w:r>
+            <w:r>
+              <w:rPr>
+                <w:b/>
+                <w:bCs/>
+              </w:rPr>
+              <w:t>L</w:t>
+            </w:r>
+          </w:p>
+          <w:p>
+            <w:pPr>
+              <w:numPr>
+                <w:ilvl w:val="0"/>
+                <w:numId w:val="84"/>
+              </w:numPr>
+            </w:pPr>
+            <w:r>
+              <w:t xml:space="preserve">Winding resistance </w:t>
+            </w:r>
+            <w:r>
+              <w:rPr>
+                <w:b/>
+                <w:bCs/>
+              </w:rPr>
+              <w:t>R</w:t>
+            </w:r>
+          </w:p>
+          <w:p>
+            <w:pPr>
+              <w:numPr>
+                <w:ilvl w:val="0"/>
+                <w:numId w:val="84"/>
+              </w:numPr>
+            </w:pPr>
+            <w:r>
+              <w:rPr>
+                <w:b/>
+                <w:bCs/>
+              </w:rPr>
+              <w:t>Parasitic capacitance (Cₚ)</w:t>
+            </w:r>
+            <w:r>
+              <w:t xml:space="preserve"> between turns</w:t>
+            </w:r>
+          </w:p>
+          <w:p>
+            <w:proofErr w:type="gramStart"/>
+            <w:r>
+              <w:t>So</w:t>
+            </w:r>
+            <w:proofErr w:type="gramEnd"/>
+            <w:r>
+              <w:t xml:space="preserve"> the real model is:</w:t>
+            </w:r>
+          </w:p>
+          <w:p>
+            <w:r>
+              <w:rPr>
+                <w:b/>
+                <w:bCs/>
+              </w:rPr>
+              <w:t>L in parallel with a tiny unwanted capacitor</w:t>
+            </w:r>
+          </w:p>
+          <w:p>
+            <w:r>
+              <w:t>At some frequency:</w:t>
+            </w:r>
+          </w:p>
+          <w:p>
+            <m:oMathPara>
+              <m:oMath>
+                <m:sSub>
+                  <m:sSubPr>
+                    <m:ctrlPr>
+                      <w:rPr>
+                        <w:rFonts w:ascii="Cambria Math" w:hAnsi="Cambria Math"/>
+                      </w:rPr>
+                    </m:ctrlPr>
+                  </m:sSubPr>
+                  <m:e>
+                    <m:r>
+                      <w:rPr>
+                        <w:rFonts w:ascii="Cambria Math" w:hAnsi="Cambria Math"/>
+                      </w:rPr>
+                      <m:t>f</m:t>
+                    </m:r>
+                  </m:e>
+                  <m:sub>
+                    <m:r>
+                      <w:rPr>
+                        <w:rFonts w:ascii="Cambria Math" w:hAnsi="Cambria Math"/>
+                      </w:rPr>
+                      <m:t>SRF</m:t>
+                    </m:r>
+                  </m:sub>
+                </m:sSub>
+                <m:r>
+                  <w:rPr>
+                    <w:rFonts w:ascii="Cambria Math" w:hAnsi="Cambria Math"/>
+                  </w:rPr>
+                  <m:t>=</m:t>
+                </m:r>
+                <m:f>
+                  <m:fPr>
+                    <m:ctrlPr>
+                      <w:rPr>
+                        <w:rFonts w:ascii="Cambria Math" w:hAnsi="Cambria Math"/>
+                      </w:rPr>
+                    </m:ctrlPr>
+                  </m:fPr>
+                  <m:num>
+                    <m:r>
+                      <w:rPr>
+                        <w:rFonts w:ascii="Cambria Math" w:hAnsi="Cambria Math"/>
+                      </w:rPr>
+                      <m:t>1</m:t>
+                    </m:r>
+                  </m:num>
+                  <m:den>
+                    <m:r>
+                      <w:rPr>
+                        <w:rFonts w:ascii="Cambria Math" w:hAnsi="Cambria Math"/>
+                      </w:rPr>
+                      <m:t>2π</m:t>
+                    </m:r>
+                    <m:rad>
+                      <m:radPr>
+                        <m:degHide m:val="1"/>
+                        <m:ctrlPr>
+                          <w:rPr>
+                            <w:rFonts w:ascii="Cambria Math" w:hAnsi="Cambria Math"/>
+                          </w:rPr>
+                        </m:ctrlPr>
+                      </m:radPr>
+                      <m:deg/>
+                      <m:e>
+                        <m:r>
+                          <w:rPr>
+                            <w:rFonts w:ascii="Cambria Math" w:hAnsi="Cambria Math"/>
+                          </w:rPr>
+                          <m:t>L⋅</m:t>
+                        </m:r>
+                        <m:sSub>
+                          <m:sSubPr>
+                            <m:ctrlPr>
+                              <w:rPr>
+                                <w:rFonts w:ascii="Cambria Math" w:hAnsi="Cambria Math"/>
+                              </w:rPr>
+                            </m:ctrlPr>
+                          </m:sSubPr>
+                          <m:e>
+                            <m:r>
+                              <w:rPr>
+                                <w:rFonts w:ascii="Cambria Math" w:hAnsi="Cambria Math"/>
+                              </w:rPr>
+                              <m:t>C</m:t>
+                            </m:r>
+                          </m:e>
+                          <m:sub>
+                            <m:r>
+                              <w:rPr>
+                                <w:rFonts w:ascii="Cambria Math" w:hAnsi="Cambria Math"/>
+                              </w:rPr>
+                              <m:t>p</m:t>
+                            </m:r>
+                          </m:sub>
+                        </m:sSub>
+                      </m:e>
+                    </m:rad>
+                  </m:den>
+                </m:f>
+                <m:r>
+                  <w:br/>
+                </m:r>
+              </m:oMath>
+            </m:oMathPara>
+          </w:p>
+          <w:p>
+            <w:r>
+              <w:t xml:space="preserve">That frequency is the </w:t>
+            </w:r>
+            <w:r>
+              <w:rPr>
+                <w:b/>
+                <w:bCs/>
+              </w:rPr>
+              <w:t>self-resonance</w:t>
+            </w:r>
+            <w:r>
+              <w:t>.</w:t>
+            </w:r>
+          </w:p>
+          <w:p/>
+          <w:p>
+            <w:pPr>
+              <w:rPr>
+                <w:b/>
+                <w:bCs/>
+              </w:rPr>
+            </w:pPr>
+            <w:r>
+              <w:rPr>
+                <w:b/>
+                <w:bCs/>
+              </w:rPr>
+              <w:t>What happens at SRF?</w:t>
+            </w:r>
+          </w:p>
+          <w:tbl>
+            <w:tblPr>
+              <w:tblW w:w="0" w:type="auto"/>
+              <w:tblCellSpacing w:w="15" w:type="dxa"/>
+              <w:tblCellMar>
+                <w:top w:w="15" w:type="dxa"/>
+                <w:left w:w="15" w:type="dxa"/>
+                <w:bottom w:w="15" w:type="dxa"/>
+                <w:right w:w="15" w:type="dxa"/>
+              </w:tblCellMar>
+              <w:tblLook w:val="04A0" w:firstRow="1" w:lastRow="0" w:firstColumn="1" w:lastColumn="0" w:noHBand="0" w:noVBand="1"/>
+            </w:tblPr>
+            <w:tblGrid>
+              <w:gridCol w:w="1110"/>
+              <w:gridCol w:w="4338"/>
+            </w:tblGrid>
+            <w:tr>
+              <w:trPr>
+                <w:tblHeader/>
+                <w:tblCellSpacing w:w="15" w:type="dxa"/>
+              </w:trPr>
+              <w:tc>
+                <w:tcPr>
+                  <w:tcW w:w="0" w:type="auto"/>
+                  <w:vAlign w:val="center"/>
+                  <w:hideMark/>
+                </w:tcPr>
+                <w:p>
+                  <w:pPr>
+                    <w:spacing w:after="0" w:line="240" w:lineRule="auto"/>
+                    <w:rPr>
+                      <w:b/>
+                      <w:bCs/>
+                    </w:rPr>
+                  </w:pPr>
+                  <w:r>
+                    <w:rPr>
+                      <w:b/>
+                      <w:bCs/>
+                    </w:rPr>
+                    <w:t>Frequency</w:t>
+                  </w:r>
+                </w:p>
+              </w:tc>
+              <w:tc>
+                <w:tcPr>
+                  <w:tcW w:w="0" w:type="auto"/>
+                  <w:vAlign w:val="center"/>
+                  <w:hideMark/>
+                </w:tcPr>
+                <w:p>
+                  <w:pPr>
+                    <w:spacing w:after="0" w:line="240" w:lineRule="auto"/>
+                    <w:rPr>
+                      <w:b/>
+                      <w:bCs/>
+                    </w:rPr>
+                  </w:pPr>
+                  <w:r>
+                    <w:rPr>
+                      <w:b/>
+                      <w:bCs/>
+                    </w:rPr>
+                    <w:t xml:space="preserve">Inductor </w:t>
+                  </w:r>
+                  <w:proofErr w:type="spellStart"/>
+                  <w:r>
+                    <w:rPr>
+                      <w:b/>
+                      <w:bCs/>
+                    </w:rPr>
+                    <w:t>behavior</w:t>
+                  </w:r>
+                  <w:proofErr w:type="spellEnd"/>
+                </w:p>
+              </w:tc>
+            </w:tr>
+            <w:tr>
+              <w:trPr>
+                <w:tblCellSpacing w:w="15" w:type="dxa"/>
+              </w:trPr>
+              <w:tc>
+                <w:tcPr>
+                  <w:tcW w:w="0" w:type="auto"/>
+                  <w:vAlign w:val="center"/>
+                  <w:hideMark/>
+                </w:tcPr>
+                <w:p>
+                  <w:pPr>
+                    <w:spacing w:after="0" w:line="240" w:lineRule="auto"/>
+                  </w:pPr>
+                  <w:r>
+                    <w:t>Below SRF</w:t>
+                  </w:r>
+                </w:p>
+              </w:tc>
+              <w:tc>
+                <w:tcPr>
+                  <w:tcW w:w="0" w:type="auto"/>
+                  <w:vAlign w:val="center"/>
+                  <w:hideMark/>
+                </w:tcPr>
+                <w:p>
+                  <w:pPr>
+                    <w:spacing w:after="0" w:line="240" w:lineRule="auto"/>
+                  </w:pPr>
+                  <w:r>
+                    <w:rPr>
+                      <w:rFonts w:ascii="Segoe UI Symbol" w:hAnsi="Segoe UI Symbol" w:cs="Segoe UI Symbol"/>
+                    </w:rPr>
+                    <w:t>✔</w:t>
+                  </w:r>
+                  <w:r>
+                    <w:t xml:space="preserve"> Inductive</w:t>
+                  </w:r>
+                </w:p>
+              </w:tc>
+            </w:tr>
+            <w:tr>
+              <w:trPr>
+                <w:tblCellSpacing w:w="15" w:type="dxa"/>
+              </w:trPr>
+              <w:tc>
+                <w:tcPr>
+                  <w:tcW w:w="0" w:type="auto"/>
+                  <w:vAlign w:val="center"/>
+                  <w:hideMark/>
+                </w:tcPr>
+                <w:p>
+                  <w:pPr>
+                    <w:spacing w:after="0" w:line="240" w:lineRule="auto"/>
+                  </w:pPr>
+                  <w:r>
+                    <w:t>At SRF</w:t>
+                  </w:r>
+                </w:p>
+              </w:tc>
+              <w:tc>
+                <w:tcPr>
+                  <w:tcW w:w="0" w:type="auto"/>
+                  <w:vAlign w:val="center"/>
+                  <w:hideMark/>
+                </w:tcPr>
+                <w:p>
+                  <w:pPr>
+                    <w:spacing w:after="0" w:line="240" w:lineRule="auto"/>
+                  </w:pPr>
+                  <w:r>
+                    <w:rPr>
+                      <w:rFonts w:ascii="Segoe UI Symbol" w:hAnsi="Segoe UI Symbol" w:cs="Segoe UI Symbol"/>
+                    </w:rPr>
+                    <w:t>⚠</w:t>
+                  </w:r>
+                  <w:r>
+                    <w:t xml:space="preserve"> Impedance peaks (looks like open circuit)</w:t>
+                  </w:r>
+                </w:p>
+              </w:tc>
+            </w:tr>
+            <w:tr>
+              <w:trPr>
+                <w:tblCellSpacing w:w="15" w:type="dxa"/>
+              </w:trPr>
+              <w:tc>
+                <w:tcPr>
+                  <w:tcW w:w="0" w:type="auto"/>
+                  <w:vAlign w:val="center"/>
+                  <w:hideMark/>
+                </w:tcPr>
+                <w:p>
+                  <w:pPr>
+                    <w:spacing w:after="0" w:line="240" w:lineRule="auto"/>
+                  </w:pPr>
+                  <w:r>
+                    <w:t>Above SRF</w:t>
+                  </w:r>
+                </w:p>
+              </w:tc>
+              <w:tc>
+                <w:tcPr>
+                  <w:tcW w:w="0" w:type="auto"/>
+                  <w:vAlign w:val="center"/>
+                  <w:hideMark/>
+                </w:tcPr>
+                <w:p>
+                  <w:pPr>
+                    <w:spacing w:after="0" w:line="240" w:lineRule="auto"/>
+                  </w:pPr>
+                  <w:r>
+                    <w:rPr>
+                      <w:rFonts w:ascii="Segoe UI Emoji" w:hAnsi="Segoe UI Emoji" w:cs="Segoe UI Emoji"/>
+                    </w:rPr>
+                    <w:t>❌</w:t>
+                  </w:r>
+                  <w:r>
+                    <w:t xml:space="preserve"> Capacitive</w:t>
+                  </w:r>
+                </w:p>
+              </w:tc>
+            </w:tr>
+          </w:tbl>
+          <w:p>
+            <w:proofErr w:type="gramStart"/>
+            <w:r>
+              <w:t>So</w:t>
+            </w:r>
+            <w:proofErr w:type="gramEnd"/>
+            <w:r>
+              <w:t xml:space="preserve"> if your oscillator frequency ≈ SRF → </w:t>
+            </w:r>
+            <w:r>
+              <w:rPr>
+                <w:b/>
+                <w:bCs/>
+              </w:rPr>
+              <w:t>oscillation collapses or becomes unstable</w:t>
+            </w:r>
+            <w:r>
+              <w:t>.</w:t>
+            </w:r>
+          </w:p>
+          <w:p/>
+          <w:p>
+            <w:pPr>
+              <w:rPr>
+                <w:b/>
+                <w:bCs/>
+              </w:rPr>
+            </w:pPr>
+            <w:r>
+              <w:rPr>
+                <w:b/>
+                <w:bCs/>
+              </w:rPr>
+              <w:t>Why SRF is critical for oscillators (Colpitts / Hartley)</w:t>
+            </w:r>
+          </w:p>
+          <w:p>
+            <w:pPr>
+              <w:numPr>
+                <w:ilvl w:val="0"/>
+                <w:numId w:val="85"/>
+              </w:numPr>
+            </w:pPr>
+            <w:r>
+              <w:t xml:space="preserve">LC tank assumes </w:t>
+            </w:r>
+            <w:r>
+              <w:rPr>
+                <w:b/>
+                <w:bCs/>
+              </w:rPr>
+              <w:t>pure L</w:t>
+            </w:r>
+          </w:p>
+          <w:p>
+            <w:pPr>
+              <w:numPr>
+                <w:ilvl w:val="0"/>
+                <w:numId w:val="85"/>
+              </w:numPr>
+            </w:pPr>
+            <w:r>
+              <w:t>Near SRF:</w:t>
+            </w:r>
+          </w:p>
+          <w:p>
+            <w:pPr>
+              <w:numPr>
+                <w:ilvl w:val="1"/>
+                <w:numId w:val="85"/>
+              </w:numPr>
+            </w:pPr>
+            <w:r>
+              <w:t>Phase shifts become wrong</w:t>
+            </w:r>
+          </w:p>
+          <w:p>
+            <w:pPr>
+              <w:numPr>
+                <w:ilvl w:val="1"/>
+                <w:numId w:val="85"/>
+              </w:numPr>
+            </w:pPr>
+            <w:r>
+              <w:t>Q factor drops</w:t>
+            </w:r>
+          </w:p>
+          <w:p>
+            <w:pPr>
+              <w:numPr>
+                <w:ilvl w:val="1"/>
+                <w:numId w:val="85"/>
+              </w:numPr>
+            </w:pPr>
+            <w:r>
+              <w:t>Frequency drifts</w:t>
+            </w:r>
+          </w:p>
+          <w:p>
+            <w:pPr>
+              <w:numPr>
+                <w:ilvl w:val="1"/>
+                <w:numId w:val="85"/>
+              </w:numPr>
+            </w:pPr>
+            <w:r>
+              <w:t>Distortion increases</w:t>
+            </w:r>
+          </w:p>
+          <w:p>
+            <w:r>
+              <w:rPr>
+                <w:rFonts w:ascii="Segoe UI Emoji" w:hAnsi="Segoe UI Emoji" w:cs="Segoe UI Emoji"/>
+              </w:rPr>
+              <w:t>👉</w:t>
+            </w:r>
+            <w:r>
+              <w:t xml:space="preserve"> </w:t>
+            </w:r>
+            <w:r>
+              <w:rPr>
+                <w:b/>
+                <w:bCs/>
+              </w:rPr>
+              <w:t>Rule of thumb (must remember):</w:t>
+            </w:r>
+          </w:p>
+          <w:p>
+            <m:oMathPara>
+              <m:oMath>
+                <m:borderBox>
+                  <m:borderBoxPr>
+                    <m:ctrlPr>
+                      <w:rPr>
+                        <w:rFonts w:ascii="Cambria Math" w:hAnsi="Cambria Math"/>
+                      </w:rPr>
+                    </m:ctrlPr>
+                  </m:borderBoxPr>
+                  <m:e>
+                    <m:sSub>
+                      <m:sSubPr>
+                        <m:ctrlPr>
+                          <w:rPr>
+                            <w:rFonts w:ascii="Cambria Math" w:hAnsi="Cambria Math"/>
+                          </w:rPr>
+                        </m:ctrlPr>
+                      </m:sSubPr>
+                      <m:e>
+                        <m:r>
+                          <w:rPr>
+                            <w:rFonts w:ascii="Cambria Math" w:hAnsi="Cambria Math"/>
+                          </w:rPr>
+                          <m:t>f</m:t>
+                        </m:r>
+                      </m:e>
+                      <m:sub>
+                        <m:r>
+                          <w:rPr>
+                            <w:rFonts w:ascii="Cambria Math" w:hAnsi="Cambria Math"/>
+                          </w:rPr>
+                          <m:t>SRF</m:t>
+                        </m:r>
+                      </m:sub>
+                    </m:sSub>
+                    <m:r>
+                      <w:rPr>
+                        <w:rFonts w:ascii="Cambria Math" w:hAnsi="Cambria Math"/>
+                      </w:rPr>
+                      <m:t>≥5</m:t>
+                    </m:r>
+                    <m:r>
+                      <m:rPr>
+                        <m:nor/>
+                      </m:rPr>
+                      <m:t>–</m:t>
+                    </m:r>
+                    <m:r>
+                      <w:rPr>
+                        <w:rFonts w:ascii="Cambria Math" w:hAnsi="Cambria Math"/>
+                      </w:rPr>
+                      <m:t>10×</m:t>
+                    </m:r>
+                    <m:sSub>
+                      <m:sSubPr>
+                        <m:ctrlPr>
+                          <w:rPr>
+                            <w:rFonts w:ascii="Cambria Math" w:hAnsi="Cambria Math"/>
+                          </w:rPr>
+                        </m:ctrlPr>
+                      </m:sSubPr>
+                      <m:e>
+                        <m:r>
+                          <w:rPr>
+                            <w:rFonts w:ascii="Cambria Math" w:hAnsi="Cambria Math"/>
+                          </w:rPr>
+                          <m:t>f</m:t>
+                        </m:r>
+                      </m:e>
+                      <m:sub>
+                        <m:r>
+                          <w:rPr>
+                            <w:rFonts w:ascii="Cambria Math" w:hAnsi="Cambria Math"/>
+                          </w:rPr>
+                          <m:t>osc</m:t>
+                        </m:r>
+                      </m:sub>
+                    </m:sSub>
+                  </m:e>
+                </m:borderBox>
+                <m:r>
+                  <w:br/>
+                </m:r>
+              </m:oMath>
+            </m:oMathPara>
+          </w:p>
+          <w:p>
+            <w:r>
+              <w:pict w14:anchorId="7CA36F4A">
+                <v:rect id="_x0000_i1069" style="width:0;height:1.5pt" o:hralign="center" o:hrstd="t" o:hr="t" fillcolor="#a0a0a0" stroked="f"/>
+              </w:pict>
+            </w:r>
+          </w:p>
+          <w:p>
+            <w:pPr>
+              <w:rPr>
+                <w:b/>
+                <w:bCs/>
+              </w:rPr>
+            </w:pPr>
+            <w:r>
+              <w:rPr>
+                <w:b/>
+                <w:bCs/>
+              </w:rPr>
+              <w:lastRenderedPageBreak/>
+              <w:t>Practical example</w:t>
+            </w:r>
+          </w:p>
+          <w:p>
+            <w:r>
+              <w:t>Say you design a Colpitts oscillator at:</w:t>
+            </w:r>
+          </w:p>
+          <w:p>
+            <m:oMathPara>
+              <m:oMath>
+                <m:sSub>
+                  <m:sSubPr>
+                    <m:ctrlPr>
+                      <w:rPr>
+                        <w:rFonts w:ascii="Cambria Math" w:hAnsi="Cambria Math"/>
+                      </w:rPr>
+                    </m:ctrlPr>
+                  </m:sSubPr>
+                  <m:e>
+                    <m:r>
+                      <w:rPr>
+                        <w:rFonts w:ascii="Cambria Math" w:hAnsi="Cambria Math"/>
+                      </w:rPr>
+                      <m:t>f</m:t>
+                    </m:r>
+                  </m:e>
+                  <m:sub>
+                    <m:r>
+                      <w:rPr>
+                        <w:rFonts w:ascii="Cambria Math" w:hAnsi="Cambria Math"/>
+                      </w:rPr>
+                      <m:t>osc</m:t>
+                    </m:r>
+                  </m:sub>
+                </m:sSub>
+                <m:r>
+                  <w:rPr>
+                    <w:rFonts w:ascii="Cambria Math" w:hAnsi="Cambria Math"/>
+                  </w:rPr>
+                  <m:t>=10</m:t>
+                </m:r>
+                <m:r>
+                  <m:rPr>
+                    <m:nor/>
+                  </m:rPr>
+                  <m:t xml:space="preserve"> MHz</m:t>
+                </m:r>
+                <m:r>
+                  <w:br/>
+                </m:r>
+              </m:oMath>
+            </m:oMathPara>
+          </w:p>
+          <w:p>
+            <w:r>
+              <w:t xml:space="preserve">Then your inductor </w:t>
+            </w:r>
+            <w:r>
+              <w:rPr>
+                <w:b/>
+                <w:bCs/>
+              </w:rPr>
+              <w:t>must have</w:t>
+            </w:r>
+            <w:r>
+              <w:t>:</w:t>
+            </w:r>
+          </w:p>
+          <w:p>
+            <m:oMathPara>
+              <m:oMath>
+                <m:sSub>
+                  <m:sSubPr>
+                    <m:ctrlPr>
+                      <w:rPr>
+                        <w:rFonts w:ascii="Cambria Math" w:hAnsi="Cambria Math"/>
+                      </w:rPr>
+                    </m:ctrlPr>
+                  </m:sSubPr>
+                  <m:e>
+                    <m:r>
+                      <w:rPr>
+                        <w:rFonts w:ascii="Cambria Math" w:hAnsi="Cambria Math"/>
+                      </w:rPr>
+                      <m:t>f</m:t>
+                    </m:r>
+                  </m:e>
+                  <m:sub>
+                    <m:r>
+                      <w:rPr>
+                        <w:rFonts w:ascii="Cambria Math" w:hAnsi="Cambria Math"/>
+                      </w:rPr>
+                      <m:t>SRF</m:t>
+                    </m:r>
+                  </m:sub>
+                </m:sSub>
+                <m:r>
+                  <w:rPr>
+                    <w:rFonts w:ascii="Cambria Math" w:hAnsi="Cambria Math"/>
+                  </w:rPr>
+                  <m:t>≥50</m:t>
+                </m:r>
+                <m:r>
+                  <m:rPr>
+                    <m:nor/>
+                  </m:rPr>
+                  <m:t>–</m:t>
+                </m:r>
+                <m:r>
+                  <w:rPr>
+                    <w:rFonts w:ascii="Cambria Math" w:hAnsi="Cambria Math"/>
+                  </w:rPr>
+                  <m:t>100</m:t>
+                </m:r>
+                <m:r>
+                  <m:rPr>
+                    <m:nor/>
+                  </m:rPr>
+                  <m:t xml:space="preserve"> MHz</m:t>
+                </m:r>
+                <m:r>
+                  <w:br/>
+                </m:r>
+              </m:oMath>
+            </m:oMathPara>
+          </w:p>
+          <w:p>
+            <w:r>
+              <w:t xml:space="preserve">If SRF = 12 MHz → </w:t>
+            </w:r>
+            <w:r>
+              <w:rPr>
+                <w:rFonts w:ascii="Segoe UI Emoji" w:hAnsi="Segoe UI Emoji" w:cs="Segoe UI Emoji"/>
+              </w:rPr>
+              <w:t>❌</w:t>
+            </w:r>
+            <w:r>
+              <w:t xml:space="preserve"> unusable</w:t>
+            </w:r>
+            <w:r>
+              <w:br/>
+              <w:t xml:space="preserve">If SRF = 80 MHz → </w:t>
+            </w:r>
+            <w:r>
+              <w:rPr>
+                <w:rFonts w:ascii="Segoe UI Emoji" w:hAnsi="Segoe UI Emoji" w:cs="Segoe UI Emoji"/>
+              </w:rPr>
+              <w:t>✅</w:t>
+            </w:r>
+            <w:r>
+              <w:t xml:space="preserve"> excellent</w:t>
+            </w:r>
+          </w:p>
+          <w:p/>
+          <w:p>
+            <w:pPr>
+              <w:rPr>
+                <w:b/>
+                <w:bCs/>
+              </w:rPr>
+            </w:pPr>
+            <w:r>
+              <w:rPr>
+                <w:b/>
+                <w:bCs/>
+              </w:rPr>
+              <w:t>How to find SRF (real-world)</w:t>
+            </w:r>
+          </w:p>
+          <w:p>
+            <w:pPr>
+              <w:numPr>
+                <w:ilvl w:val="0"/>
+                <w:numId w:val="86"/>
+              </w:numPr>
+            </w:pPr>
+            <w:r>
+              <w:t>Datasheet (always listed)</w:t>
+            </w:r>
+          </w:p>
+          <w:p>
+            <w:pPr>
+              <w:numPr>
+                <w:ilvl w:val="0"/>
+                <w:numId w:val="86"/>
+              </w:numPr>
+            </w:pPr>
+            <w:r>
+              <w:t>Impedance vs frequency plot</w:t>
+            </w:r>
+          </w:p>
+          <w:p>
+            <w:pPr>
+              <w:numPr>
+                <w:ilvl w:val="0"/>
+                <w:numId w:val="86"/>
+              </w:numPr>
+            </w:pPr>
+            <w:r>
+              <w:t>LCR meter (advanced ones)</w:t>
+            </w:r>
+          </w:p>
+          <w:p>
+            <w:pPr>
+              <w:numPr>
+                <w:ilvl w:val="0"/>
+                <w:numId w:val="86"/>
+              </w:numPr>
+            </w:pPr>
+            <w:r>
+              <w:t xml:space="preserve">RF inductor </w:t>
+            </w:r>
+            <w:proofErr w:type="spellStart"/>
+            <w:r>
+              <w:t>catalog</w:t>
+            </w:r>
+            <w:proofErr w:type="spellEnd"/>
+            <w:r>
+              <w:t xml:space="preserve"> specs</w:t>
+            </w:r>
+          </w:p>
+          <w:p/>
+          <w:p>
+            <w:pPr>
+              <w:rPr>
+                <w:b/>
+                <w:bCs/>
+              </w:rPr>
+            </w:pPr>
+            <w:r>
+              <w:rPr>
+                <w:b/>
+                <w:bCs/>
+              </w:rPr>
+              <w:t>Quick comparison: Inductor vs Capacitor SRF</w:t>
+            </w:r>
+          </w:p>
+          <w:tbl>
+            <w:tblPr>
+              <w:tblW w:w="0" w:type="auto"/>
+              <w:tblCellSpacing w:w="15" w:type="dxa"/>
+              <w:tblCellMar>
+                <w:top w:w="15" w:type="dxa"/>
+                <w:left w:w="15" w:type="dxa"/>
+                <w:bottom w:w="15" w:type="dxa"/>
+                <w:right w:w="15" w:type="dxa"/>
+              </w:tblCellMar>
+              <w:tblLook w:val="04A0" w:firstRow="1" w:lastRow="0" w:firstColumn="1" w:lastColumn="0" w:noHBand="0" w:noVBand="1"/>
+            </w:tblPr>
+            <w:tblGrid>
+              <w:gridCol w:w="1244"/>
+              <w:gridCol w:w="3009"/>
+            </w:tblGrid>
+            <w:tr>
+              <w:trPr>
+                <w:tblHeader/>
+                <w:tblCellSpacing w:w="15" w:type="dxa"/>
+              </w:trPr>
+              <w:tc>
+                <w:tcPr>
+                  <w:tcW w:w="0" w:type="auto"/>
+                  <w:vAlign w:val="center"/>
+                  <w:hideMark/>
+                </w:tcPr>
+                <w:p>
+                  <w:pPr>
+                    <w:spacing w:after="0" w:line="240" w:lineRule="auto"/>
+                    <w:rPr>
+                      <w:b/>
+                      <w:bCs/>
+                    </w:rPr>
+                  </w:pPr>
+                  <w:r>
+                    <w:rPr>
+                      <w:b/>
+                      <w:bCs/>
+                    </w:rPr>
+                    <w:t>Component</w:t>
+                  </w:r>
+                </w:p>
+              </w:tc>
+              <w:tc>
+                <w:tcPr>
+                  <w:tcW w:w="0" w:type="auto"/>
+                  <w:vAlign w:val="center"/>
+                  <w:hideMark/>
+                </w:tcPr>
+                <w:p>
+                  <w:pPr>
+                    <w:spacing w:after="0" w:line="240" w:lineRule="auto"/>
+                    <w:rPr>
+                      <w:b/>
+                      <w:bCs/>
+                    </w:rPr>
+                  </w:pPr>
+                  <w:r>
+                    <w:rPr>
+                      <w:b/>
+                      <w:bCs/>
+                    </w:rPr>
+                    <w:t>SRF importance</w:t>
+                  </w:r>
+                </w:p>
+              </w:tc>
+            </w:tr>
+            <w:tr>
+              <w:trPr>
+                <w:tblCellSpacing w:w="15" w:type="dxa"/>
+              </w:trPr>
+              <w:tc>
+                <w:tcPr>
+                  <w:tcW w:w="0" w:type="auto"/>
+                  <w:vAlign w:val="center"/>
+                  <w:hideMark/>
+                </w:tcPr>
+                <w:p>
+                  <w:pPr>
+                    <w:spacing w:after="0" w:line="240" w:lineRule="auto"/>
+                  </w:pPr>
+                  <w:r>
+                    <w:t>Inductor</w:t>
+                  </w:r>
+                </w:p>
+              </w:tc>
+              <w:tc>
+                <w:tcPr>
+                  <w:tcW w:w="0" w:type="auto"/>
+                  <w:vAlign w:val="center"/>
+                  <w:hideMark/>
+                </w:tcPr>
+                <w:p>
+                  <w:pPr>
+                    <w:spacing w:after="0" w:line="240" w:lineRule="auto"/>
+                  </w:pPr>
+                  <w:r>
+                    <w:rPr>
+                      <w:b/>
+                      <w:bCs/>
+                    </w:rPr>
+                    <w:t>Very critical</w:t>
+                  </w:r>
+                </w:p>
+              </w:tc>
+            </w:tr>
+            <w:tr>
+              <w:trPr>
+                <w:tblCellSpacing w:w="15" w:type="dxa"/>
+              </w:trPr>
+              <w:tc>
+                <w:tcPr>
+                  <w:tcW w:w="0" w:type="auto"/>
+                  <w:vAlign w:val="center"/>
+                  <w:hideMark/>
+                </w:tcPr>
+                <w:p>
+                  <w:pPr>
+                    <w:spacing w:after="0" w:line="240" w:lineRule="auto"/>
+                  </w:pPr>
+                  <w:r>
+                    <w:t>Capacitor</w:t>
+                  </w:r>
+                </w:p>
+              </w:tc>
+              <w:tc>
+                <w:tcPr>
+                  <w:tcW w:w="0" w:type="auto"/>
+                  <w:vAlign w:val="center"/>
+                  <w:hideMark/>
+                </w:tcPr>
+                <w:p>
+                  <w:pPr>
+                    <w:spacing w:after="0" w:line="240" w:lineRule="auto"/>
+                  </w:pPr>
+                  <w:r>
+                    <w:t>Less critical (usually very high)</w:t>
+                  </w:r>
+                </w:p>
+              </w:tc>
+            </w:tr>
+          </w:tbl>
+          <w:p>
+            <w:r>
+              <w:t>That’s why RF designers prefer:</w:t>
+            </w:r>
+          </w:p>
+          <w:p>
+            <w:pPr>
+              <w:numPr>
+                <w:ilvl w:val="0"/>
+                <w:numId w:val="87"/>
+              </w:numPr>
+            </w:pPr>
+            <w:r>
+              <w:rPr>
+                <w:b/>
+                <w:bCs/>
+              </w:rPr>
+              <w:t>Small L</w:t>
+            </w:r>
+          </w:p>
+          <w:p>
+            <w:pPr>
+              <w:numPr>
+                <w:ilvl w:val="0"/>
+                <w:numId w:val="87"/>
+              </w:numPr>
+            </w:pPr>
+            <w:r>
+              <w:rPr>
+                <w:b/>
+                <w:bCs/>
+              </w:rPr>
+              <w:t>Larger C</w:t>
+            </w:r>
+          </w:p>
+          <w:p/>
+          <w:p>
+            <w:pPr>
+              <w:rPr>
+                <w:b/>
+                <w:bCs/>
+              </w:rPr>
+            </w:pPr>
+            <w:r>
+              <w:rPr>
+                <w:b/>
+                <w:bCs/>
+              </w:rPr>
+              <w:t xml:space="preserve">Notes-ready one-liner </w:t>
+            </w:r>
+            <w:r>
+              <w:rPr>
+                <w:rFonts w:ascii="Segoe UI Emoji" w:hAnsi="Segoe UI Emoji" w:cs="Segoe UI Emoji"/>
+                <w:b/>
+                <w:bCs/>
+              </w:rPr>
+              <w:t>✍️</w:t>
+            </w:r>
+          </w:p>
+          <w:p>
+            <w:r>
+              <w:rPr>
+                <w:i/>
+                <w:iCs/>
+              </w:rPr>
+              <w:t>“Self-resonant frequency (SRF) is the frequency at which an inductor’s parasitic capacitance resonates with its inductance, causing it to stop behaving inductively. For reliable oscillation, SRF must be much higher than the operating frequency.”</w:t>
+            </w:r>
+          </w:p>
+          <w:p/>
+          <w:p>
+            <w:pPr>
+              <w:rPr>
+                <w:b/>
+                <w:bCs/>
+              </w:rPr>
+            </w:pPr>
+            <w:r>
+              <w:rPr>
+                <w:b/>
+                <w:bCs/>
+              </w:rPr>
+              <w:t xml:space="preserve">Engineer’s intuition </w:t>
+            </w:r>
+            <w:r>
+              <w:rPr>
+                <w:rFonts w:ascii="Segoe UI Emoji" w:hAnsi="Segoe UI Emoji" w:cs="Segoe UI Emoji"/>
+                <w:b/>
+                <w:bCs/>
+              </w:rPr>
+              <w:t>🧠</w:t>
+            </w:r>
+          </w:p>
+          <w:p>
+            <w:pPr>
+              <w:numPr>
+                <w:ilvl w:val="0"/>
+                <w:numId w:val="88"/>
+              </w:numPr>
+            </w:pPr>
+            <w:r>
+              <w:t xml:space="preserve">Below SRF → </w:t>
+            </w:r>
+            <w:r>
+              <w:rPr>
+                <w:b/>
+                <w:bCs/>
+              </w:rPr>
+              <w:t>stores magnetic energy</w:t>
+            </w:r>
+          </w:p>
+          <w:p>
+            <w:pPr>
+              <w:numPr>
+                <w:ilvl w:val="0"/>
+                <w:numId w:val="88"/>
+              </w:numPr>
+            </w:pPr>
+            <w:r>
+              <w:t xml:space="preserve">Above SRF → </w:t>
+            </w:r>
+            <w:r>
+              <w:rPr>
+                <w:b/>
+                <w:bCs/>
+              </w:rPr>
+              <w:t>stores electric energy</w:t>
+            </w:r>
+          </w:p>
+          <w:p>
+            <w:pPr>
+              <w:numPr>
+                <w:ilvl w:val="0"/>
+                <w:numId w:val="88"/>
+              </w:numPr>
+            </w:pPr>
+            <w:r>
+              <w:lastRenderedPageBreak/>
+              <w:t xml:space="preserve">Oscillators need </w:t>
+            </w:r>
+            <w:r>
+              <w:rPr>
+                <w:b/>
+                <w:bCs/>
+              </w:rPr>
+              <w:t>predictable energy exchange</w:t>
+            </w:r>
+          </w:p>
+          <w:p>
+            <w:pPr>
+              <w:numPr>
+                <w:ilvl w:val="0"/>
+                <w:numId w:val="88"/>
+              </w:numPr>
+            </w:pPr>
+            <w:r>
+              <w:t>SRF ruins predictability</w:t>
+            </w:r>
+          </w:p>
           <w:p/>
         </w:tc>
       </w:tr>
@@ -10799,6 +12100,155 @@
     </w:lvl>
   </w:abstractNum>
   <w:abstractNum w:abstractNumId="36" w15:restartNumberingAfterBreak="0">
+    <w:nsid w:val="33F63231"/>
+    <w:multiLevelType w:val="multilevel"/>
+    <w:tmpl w:val="83969B1C"/>
+    <w:lvl w:ilvl="0">
+      <w:start w:val="1"/>
+      <w:numFmt w:val="bullet"/>
+      <w:lvlText w:val=""/>
+      <w:lvlJc w:val="left"/>
+      <w:pPr>
+        <w:tabs>
+          <w:tab w:val="num" w:pos="720"/>
+        </w:tabs>
+        <w:ind w:left="720" w:hanging="360"/>
+      </w:pPr>
+      <w:rPr>
+        <w:rFonts w:ascii="Symbol" w:hAnsi="Symbol" w:hint="default"/>
+        <w:sz w:val="20"/>
+      </w:rPr>
+    </w:lvl>
+    <w:lvl w:ilvl="1">
+      <w:start w:val="1"/>
+      <w:numFmt w:val="bullet"/>
+      <w:lvlText w:val="o"/>
+      <w:lvlJc w:val="left"/>
+      <w:pPr>
+        <w:tabs>
+          <w:tab w:val="num" w:pos="1440"/>
+        </w:tabs>
+        <w:ind w:left="1440" w:hanging="360"/>
+      </w:pPr>
+      <w:rPr>
+        <w:rFonts w:ascii="Courier New" w:hAnsi="Courier New" w:hint="default"/>
+        <w:sz w:val="20"/>
+      </w:rPr>
+    </w:lvl>
+    <w:lvl w:ilvl="2" w:tentative="1">
+      <w:start w:val="1"/>
+      <w:numFmt w:val="bullet"/>
+      <w:lvlText w:val=""/>
+      <w:lvlJc w:val="left"/>
+      <w:pPr>
+        <w:tabs>
+          <w:tab w:val="num" w:pos="2160"/>
+        </w:tabs>
+        <w:ind w:left="2160" w:hanging="360"/>
+      </w:pPr>
+      <w:rPr>
+        <w:rFonts w:ascii="Wingdings" w:hAnsi="Wingdings" w:hint="default"/>
+        <w:sz w:val="20"/>
+      </w:rPr>
+    </w:lvl>
+    <w:lvl w:ilvl="3" w:tentative="1">
+      <w:start w:val="1"/>
+      <w:numFmt w:val="bullet"/>
+      <w:lvlText w:val=""/>
+      <w:lvlJc w:val="left"/>
+      <w:pPr>
+        <w:tabs>
+          <w:tab w:val="num" w:pos="2880"/>
+        </w:tabs>
+        <w:ind w:left="2880" w:hanging="360"/>
+      </w:pPr>
+      <w:rPr>
+        <w:rFonts w:ascii="Wingdings" w:hAnsi="Wingdings" w:hint="default"/>
+        <w:sz w:val="20"/>
+      </w:rPr>
+    </w:lvl>
+    <w:lvl w:ilvl="4" w:tentative="1">
+      <w:start w:val="1"/>
+      <w:numFmt w:val="bullet"/>
+      <w:lvlText w:val=""/>
+      <w:lvlJc w:val="left"/>
+      <w:pPr>
+        <w:tabs>
+          <w:tab w:val="num" w:pos="3600"/>
+        </w:tabs>
+        <w:ind w:left="3600" w:hanging="360"/>
+      </w:pPr>
+      <w:rPr>
+        <w:rFonts w:ascii="Wingdings" w:hAnsi="Wingdings" w:hint="default"/>
+        <w:sz w:val="20"/>
+      </w:rPr>
+    </w:lvl>
+    <w:lvl w:ilvl="5" w:tentative="1">
+      <w:start w:val="1"/>
+      <w:numFmt w:val="bullet"/>
+      <w:lvlText w:val=""/>
+      <w:lvlJc w:val="left"/>
+      <w:pPr>
+        <w:tabs>
+          <w:tab w:val="num" w:pos="4320"/>
+        </w:tabs>
+        <w:ind w:left="4320" w:hanging="360"/>
+      </w:pPr>
+      <w:rPr>
+        <w:rFonts w:ascii="Wingdings" w:hAnsi="Wingdings" w:hint="default"/>
+        <w:sz w:val="20"/>
+      </w:rPr>
+    </w:lvl>
+    <w:lvl w:ilvl="6" w:tentative="1">
+      <w:start w:val="1"/>
+      <w:numFmt w:val="bullet"/>
+      <w:lvlText w:val=""/>
+      <w:lvlJc w:val="left"/>
+      <w:pPr>
+        <w:tabs>
+          <w:tab w:val="num" w:pos="5040"/>
+        </w:tabs>
+        <w:ind w:left="5040" w:hanging="360"/>
+      </w:pPr>
+      <w:rPr>
+        <w:rFonts w:ascii="Wingdings" w:hAnsi="Wingdings" w:hint="default"/>
+        <w:sz w:val="20"/>
+      </w:rPr>
+    </w:lvl>
+    <w:lvl w:ilvl="7" w:tentative="1">
+      <w:start w:val="1"/>
+      <w:numFmt w:val="bullet"/>
+      <w:lvlText w:val=""/>
+      <w:lvlJc w:val="left"/>
+      <w:pPr>
+        <w:tabs>
+          <w:tab w:val="num" w:pos="5760"/>
+        </w:tabs>
+        <w:ind w:left="5760" w:hanging="360"/>
+      </w:pPr>
+      <w:rPr>
+        <w:rFonts w:ascii="Wingdings" w:hAnsi="Wingdings" w:hint="default"/>
+        <w:sz w:val="20"/>
+      </w:rPr>
+    </w:lvl>
+    <w:lvl w:ilvl="8" w:tentative="1">
+      <w:start w:val="1"/>
+      <w:numFmt w:val="bullet"/>
+      <w:lvlText w:val=""/>
+      <w:lvlJc w:val="left"/>
+      <w:pPr>
+        <w:tabs>
+          <w:tab w:val="num" w:pos="6480"/>
+        </w:tabs>
+        <w:ind w:left="6480" w:hanging="360"/>
+      </w:pPr>
+      <w:rPr>
+        <w:rFonts w:ascii="Wingdings" w:hAnsi="Wingdings" w:hint="default"/>
+        <w:sz w:val="20"/>
+      </w:rPr>
+    </w:lvl>
+  </w:abstractNum>
+  <w:abstractNum w:abstractNumId="37" w15:restartNumberingAfterBreak="0">
     <w:nsid w:val="34072A6B"/>
     <w:multiLevelType w:val="multilevel"/>
     <w:tmpl w:val="04744694"/>
@@ -10947,7 +12397,7 @@
       </w:rPr>
     </w:lvl>
   </w:abstractNum>
-  <w:abstractNum w:abstractNumId="37" w15:restartNumberingAfterBreak="0">
+  <w:abstractNum w:abstractNumId="38" w15:restartNumberingAfterBreak="0">
     <w:nsid w:val="35AE04BE"/>
     <w:multiLevelType w:val="multilevel"/>
     <w:tmpl w:val="04744694"/>
@@ -11096,7 +12546,7 @@
       </w:rPr>
     </w:lvl>
   </w:abstractNum>
-  <w:abstractNum w:abstractNumId="38" w15:restartNumberingAfterBreak="0">
+  <w:abstractNum w:abstractNumId="39" w15:restartNumberingAfterBreak="0">
     <w:nsid w:val="35DE44AF"/>
     <w:multiLevelType w:val="multilevel"/>
     <w:tmpl w:val="4F30489E"/>
@@ -11245,7 +12695,7 @@
       </w:rPr>
     </w:lvl>
   </w:abstractNum>
-  <w:abstractNum w:abstractNumId="39" w15:restartNumberingAfterBreak="0">
+  <w:abstractNum w:abstractNumId="40" w15:restartNumberingAfterBreak="0">
     <w:nsid w:val="3A2970CB"/>
     <w:multiLevelType w:val="hybridMultilevel"/>
     <w:tmpl w:val="BCC212EC"/>
@@ -11358,7 +12808,7 @@
       </w:rPr>
     </w:lvl>
   </w:abstractNum>
-  <w:abstractNum w:abstractNumId="40" w15:restartNumberingAfterBreak="0">
+  <w:abstractNum w:abstractNumId="41" w15:restartNumberingAfterBreak="0">
     <w:nsid w:val="3E3C51D5"/>
     <w:multiLevelType w:val="hybridMultilevel"/>
     <w:tmpl w:val="5DEC791C"/>
@@ -11471,7 +12921,7 @@
       </w:rPr>
     </w:lvl>
   </w:abstractNum>
-  <w:abstractNum w:abstractNumId="41" w15:restartNumberingAfterBreak="0">
+  <w:abstractNum w:abstractNumId="42" w15:restartNumberingAfterBreak="0">
     <w:nsid w:val="406C358F"/>
     <w:multiLevelType w:val="multilevel"/>
     <w:tmpl w:val="04744694"/>
@@ -11620,7 +13070,156 @@
       </w:rPr>
     </w:lvl>
   </w:abstractNum>
-  <w:abstractNum w:abstractNumId="42" w15:restartNumberingAfterBreak="0">
+  <w:abstractNum w:abstractNumId="43" w15:restartNumberingAfterBreak="0">
+    <w:nsid w:val="44496B31"/>
+    <w:multiLevelType w:val="multilevel"/>
+    <w:tmpl w:val="1736B80A"/>
+    <w:lvl w:ilvl="0">
+      <w:start w:val="1"/>
+      <w:numFmt w:val="bullet"/>
+      <w:lvlText w:val=""/>
+      <w:lvlJc w:val="left"/>
+      <w:pPr>
+        <w:tabs>
+          <w:tab w:val="num" w:pos="720"/>
+        </w:tabs>
+        <w:ind w:left="720" w:hanging="360"/>
+      </w:pPr>
+      <w:rPr>
+        <w:rFonts w:ascii="Symbol" w:hAnsi="Symbol" w:hint="default"/>
+        <w:sz w:val="20"/>
+      </w:rPr>
+    </w:lvl>
+    <w:lvl w:ilvl="1" w:tentative="1">
+      <w:start w:val="1"/>
+      <w:numFmt w:val="bullet"/>
+      <w:lvlText w:val="o"/>
+      <w:lvlJc w:val="left"/>
+      <w:pPr>
+        <w:tabs>
+          <w:tab w:val="num" w:pos="1440"/>
+        </w:tabs>
+        <w:ind w:left="1440" w:hanging="360"/>
+      </w:pPr>
+      <w:rPr>
+        <w:rFonts w:ascii="Courier New" w:hAnsi="Courier New" w:hint="default"/>
+        <w:sz w:val="20"/>
+      </w:rPr>
+    </w:lvl>
+    <w:lvl w:ilvl="2" w:tentative="1">
+      <w:start w:val="1"/>
+      <w:numFmt w:val="bullet"/>
+      <w:lvlText w:val=""/>
+      <w:lvlJc w:val="left"/>
+      <w:pPr>
+        <w:tabs>
+          <w:tab w:val="num" w:pos="2160"/>
+        </w:tabs>
+        <w:ind w:left="2160" w:hanging="360"/>
+      </w:pPr>
+      <w:rPr>
+        <w:rFonts w:ascii="Wingdings" w:hAnsi="Wingdings" w:hint="default"/>
+        <w:sz w:val="20"/>
+      </w:rPr>
+    </w:lvl>
+    <w:lvl w:ilvl="3" w:tentative="1">
+      <w:start w:val="1"/>
+      <w:numFmt w:val="bullet"/>
+      <w:lvlText w:val=""/>
+      <w:lvlJc w:val="left"/>
+      <w:pPr>
+        <w:tabs>
+          <w:tab w:val="num" w:pos="2880"/>
+        </w:tabs>
+        <w:ind w:left="2880" w:hanging="360"/>
+      </w:pPr>
+      <w:rPr>
+        <w:rFonts w:ascii="Wingdings" w:hAnsi="Wingdings" w:hint="default"/>
+        <w:sz w:val="20"/>
+      </w:rPr>
+    </w:lvl>
+    <w:lvl w:ilvl="4" w:tentative="1">
+      <w:start w:val="1"/>
+      <w:numFmt w:val="bullet"/>
+      <w:lvlText w:val=""/>
+      <w:lvlJc w:val="left"/>
+      <w:pPr>
+        <w:tabs>
+          <w:tab w:val="num" w:pos="3600"/>
+        </w:tabs>
+        <w:ind w:left="3600" w:hanging="360"/>
+      </w:pPr>
+      <w:rPr>
+        <w:rFonts w:ascii="Wingdings" w:hAnsi="Wingdings" w:hint="default"/>
+        <w:sz w:val="20"/>
+      </w:rPr>
+    </w:lvl>
+    <w:lvl w:ilvl="5" w:tentative="1">
+      <w:start w:val="1"/>
+      <w:numFmt w:val="bullet"/>
+      <w:lvlText w:val=""/>
+      <w:lvlJc w:val="left"/>
+      <w:pPr>
+        <w:tabs>
+          <w:tab w:val="num" w:pos="4320"/>
+        </w:tabs>
+        <w:ind w:left="4320" w:hanging="360"/>
+      </w:pPr>
+      <w:rPr>
+        <w:rFonts w:ascii="Wingdings" w:hAnsi="Wingdings" w:hint="default"/>
+        <w:sz w:val="20"/>
+      </w:rPr>
+    </w:lvl>
+    <w:lvl w:ilvl="6" w:tentative="1">
+      <w:start w:val="1"/>
+      <w:numFmt w:val="bullet"/>
+      <w:lvlText w:val=""/>
+      <w:lvlJc w:val="left"/>
+      <w:pPr>
+        <w:tabs>
+          <w:tab w:val="num" w:pos="5040"/>
+        </w:tabs>
+        <w:ind w:left="5040" w:hanging="360"/>
+      </w:pPr>
+      <w:rPr>
+        <w:rFonts w:ascii="Wingdings" w:hAnsi="Wingdings" w:hint="default"/>
+        <w:sz w:val="20"/>
+      </w:rPr>
+    </w:lvl>
+    <w:lvl w:ilvl="7" w:tentative="1">
+      <w:start w:val="1"/>
+      <w:numFmt w:val="bullet"/>
+      <w:lvlText w:val=""/>
+      <w:lvlJc w:val="left"/>
+      <w:pPr>
+        <w:tabs>
+          <w:tab w:val="num" w:pos="5760"/>
+        </w:tabs>
+        <w:ind w:left="5760" w:hanging="360"/>
+      </w:pPr>
+      <w:rPr>
+        <w:rFonts w:ascii="Wingdings" w:hAnsi="Wingdings" w:hint="default"/>
+        <w:sz w:val="20"/>
+      </w:rPr>
+    </w:lvl>
+    <w:lvl w:ilvl="8" w:tentative="1">
+      <w:start w:val="1"/>
+      <w:numFmt w:val="bullet"/>
+      <w:lvlText w:val=""/>
+      <w:lvlJc w:val="left"/>
+      <w:pPr>
+        <w:tabs>
+          <w:tab w:val="num" w:pos="6480"/>
+        </w:tabs>
+        <w:ind w:left="6480" w:hanging="360"/>
+      </w:pPr>
+      <w:rPr>
+        <w:rFonts w:ascii="Wingdings" w:hAnsi="Wingdings" w:hint="default"/>
+        <w:sz w:val="20"/>
+      </w:rPr>
+    </w:lvl>
+  </w:abstractNum>
+  <w:abstractNum w:abstractNumId="44" w15:restartNumberingAfterBreak="0">
     <w:nsid w:val="44E97249"/>
     <w:multiLevelType w:val="multilevel"/>
     <w:tmpl w:val="6E4AA634"/>
@@ -11769,7 +13368,7 @@
       </w:rPr>
     </w:lvl>
   </w:abstractNum>
-  <w:abstractNum w:abstractNumId="43" w15:restartNumberingAfterBreak="0">
+  <w:abstractNum w:abstractNumId="45" w15:restartNumberingAfterBreak="0">
     <w:nsid w:val="45F76811"/>
     <w:multiLevelType w:val="multilevel"/>
     <w:tmpl w:val="2268701E"/>
@@ -11918,7 +13517,156 @@
       </w:rPr>
     </w:lvl>
   </w:abstractNum>
-  <w:abstractNum w:abstractNumId="44" w15:restartNumberingAfterBreak="0">
+  <w:abstractNum w:abstractNumId="46" w15:restartNumberingAfterBreak="0">
+    <w:nsid w:val="465C013D"/>
+    <w:multiLevelType w:val="multilevel"/>
+    <w:tmpl w:val="5E4E6440"/>
+    <w:lvl w:ilvl="0">
+      <w:start w:val="1"/>
+      <w:numFmt w:val="bullet"/>
+      <w:lvlText w:val=""/>
+      <w:lvlJc w:val="left"/>
+      <w:pPr>
+        <w:tabs>
+          <w:tab w:val="num" w:pos="720"/>
+        </w:tabs>
+        <w:ind w:left="720" w:hanging="360"/>
+      </w:pPr>
+      <w:rPr>
+        <w:rFonts w:ascii="Symbol" w:hAnsi="Symbol" w:hint="default"/>
+        <w:sz w:val="20"/>
+      </w:rPr>
+    </w:lvl>
+    <w:lvl w:ilvl="1" w:tentative="1">
+      <w:start w:val="1"/>
+      <w:numFmt w:val="bullet"/>
+      <w:lvlText w:val="o"/>
+      <w:lvlJc w:val="left"/>
+      <w:pPr>
+        <w:tabs>
+          <w:tab w:val="num" w:pos="1440"/>
+        </w:tabs>
+        <w:ind w:left="1440" w:hanging="360"/>
+      </w:pPr>
+      <w:rPr>
+        <w:rFonts w:ascii="Courier New" w:hAnsi="Courier New" w:hint="default"/>
+        <w:sz w:val="20"/>
+      </w:rPr>
+    </w:lvl>
+    <w:lvl w:ilvl="2" w:tentative="1">
+      <w:start w:val="1"/>
+      <w:numFmt w:val="bullet"/>
+      <w:lvlText w:val=""/>
+      <w:lvlJc w:val="left"/>
+      <w:pPr>
+        <w:tabs>
+          <w:tab w:val="num" w:pos="2160"/>
+        </w:tabs>
+        <w:ind w:left="2160" w:hanging="360"/>
+      </w:pPr>
+      <w:rPr>
+        <w:rFonts w:ascii="Wingdings" w:hAnsi="Wingdings" w:hint="default"/>
+        <w:sz w:val="20"/>
+      </w:rPr>
+    </w:lvl>
+    <w:lvl w:ilvl="3" w:tentative="1">
+      <w:start w:val="1"/>
+      <w:numFmt w:val="bullet"/>
+      <w:lvlText w:val=""/>
+      <w:lvlJc w:val="left"/>
+      <w:pPr>
+        <w:tabs>
+          <w:tab w:val="num" w:pos="2880"/>
+        </w:tabs>
+        <w:ind w:left="2880" w:hanging="360"/>
+      </w:pPr>
+      <w:rPr>
+        <w:rFonts w:ascii="Wingdings" w:hAnsi="Wingdings" w:hint="default"/>
+        <w:sz w:val="20"/>
+      </w:rPr>
+    </w:lvl>
+    <w:lvl w:ilvl="4" w:tentative="1">
+      <w:start w:val="1"/>
+      <w:numFmt w:val="bullet"/>
+      <w:lvlText w:val=""/>
+      <w:lvlJc w:val="left"/>
+      <w:pPr>
+        <w:tabs>
+          <w:tab w:val="num" w:pos="3600"/>
+        </w:tabs>
+        <w:ind w:left="3600" w:hanging="360"/>
+      </w:pPr>
+      <w:rPr>
+        <w:rFonts w:ascii="Wingdings" w:hAnsi="Wingdings" w:hint="default"/>
+        <w:sz w:val="20"/>
+      </w:rPr>
+    </w:lvl>
+    <w:lvl w:ilvl="5" w:tentative="1">
+      <w:start w:val="1"/>
+      <w:numFmt w:val="bullet"/>
+      <w:lvlText w:val=""/>
+      <w:lvlJc w:val="left"/>
+      <w:pPr>
+        <w:tabs>
+          <w:tab w:val="num" w:pos="4320"/>
+        </w:tabs>
+        <w:ind w:left="4320" w:hanging="360"/>
+      </w:pPr>
+      <w:rPr>
+        <w:rFonts w:ascii="Wingdings" w:hAnsi="Wingdings" w:hint="default"/>
+        <w:sz w:val="20"/>
+      </w:rPr>
+    </w:lvl>
+    <w:lvl w:ilvl="6" w:tentative="1">
+      <w:start w:val="1"/>
+      <w:numFmt w:val="bullet"/>
+      <w:lvlText w:val=""/>
+      <w:lvlJc w:val="left"/>
+      <w:pPr>
+        <w:tabs>
+          <w:tab w:val="num" w:pos="5040"/>
+        </w:tabs>
+        <w:ind w:left="5040" w:hanging="360"/>
+      </w:pPr>
+      <w:rPr>
+        <w:rFonts w:ascii="Wingdings" w:hAnsi="Wingdings" w:hint="default"/>
+        <w:sz w:val="20"/>
+      </w:rPr>
+    </w:lvl>
+    <w:lvl w:ilvl="7" w:tentative="1">
+      <w:start w:val="1"/>
+      <w:numFmt w:val="bullet"/>
+      <w:lvlText w:val=""/>
+      <w:lvlJc w:val="left"/>
+      <w:pPr>
+        <w:tabs>
+          <w:tab w:val="num" w:pos="5760"/>
+        </w:tabs>
+        <w:ind w:left="5760" w:hanging="360"/>
+      </w:pPr>
+      <w:rPr>
+        <w:rFonts w:ascii="Wingdings" w:hAnsi="Wingdings" w:hint="default"/>
+        <w:sz w:val="20"/>
+      </w:rPr>
+    </w:lvl>
+    <w:lvl w:ilvl="8" w:tentative="1">
+      <w:start w:val="1"/>
+      <w:numFmt w:val="bullet"/>
+      <w:lvlText w:val=""/>
+      <w:lvlJc w:val="left"/>
+      <w:pPr>
+        <w:tabs>
+          <w:tab w:val="num" w:pos="6480"/>
+        </w:tabs>
+        <w:ind w:left="6480" w:hanging="360"/>
+      </w:pPr>
+      <w:rPr>
+        <w:rFonts w:ascii="Wingdings" w:hAnsi="Wingdings" w:hint="default"/>
+        <w:sz w:val="20"/>
+      </w:rPr>
+    </w:lvl>
+  </w:abstractNum>
+  <w:abstractNum w:abstractNumId="47" w15:restartNumberingAfterBreak="0">
     <w:nsid w:val="467540C1"/>
     <w:multiLevelType w:val="multilevel"/>
     <w:tmpl w:val="A8067ED6"/>
@@ -12063,7 +13811,7 @@
       </w:rPr>
     </w:lvl>
   </w:abstractNum>
-  <w:abstractNum w:abstractNumId="45" w15:restartNumberingAfterBreak="0">
+  <w:abstractNum w:abstractNumId="48" w15:restartNumberingAfterBreak="0">
     <w:nsid w:val="46BA07E6"/>
     <w:multiLevelType w:val="multilevel"/>
     <w:tmpl w:val="04744694"/>
@@ -12212,7 +13960,7 @@
       </w:rPr>
     </w:lvl>
   </w:abstractNum>
-  <w:abstractNum w:abstractNumId="46" w15:restartNumberingAfterBreak="0">
+  <w:abstractNum w:abstractNumId="49" w15:restartNumberingAfterBreak="0">
     <w:nsid w:val="485B208E"/>
     <w:multiLevelType w:val="multilevel"/>
     <w:tmpl w:val="455E89AC"/>
@@ -12361,7 +14109,7 @@
       </w:rPr>
     </w:lvl>
   </w:abstractNum>
-  <w:abstractNum w:abstractNumId="47" w15:restartNumberingAfterBreak="0">
+  <w:abstractNum w:abstractNumId="50" w15:restartNumberingAfterBreak="0">
     <w:nsid w:val="49A5008E"/>
     <w:multiLevelType w:val="multilevel"/>
     <w:tmpl w:val="D7A8E1BE"/>
@@ -12510,7 +14258,156 @@
       </w:rPr>
     </w:lvl>
   </w:abstractNum>
-  <w:abstractNum w:abstractNumId="48" w15:restartNumberingAfterBreak="0">
+  <w:abstractNum w:abstractNumId="51" w15:restartNumberingAfterBreak="0">
+    <w:nsid w:val="4B151757"/>
+    <w:multiLevelType w:val="multilevel"/>
+    <w:tmpl w:val="19089574"/>
+    <w:lvl w:ilvl="0">
+      <w:start w:val="1"/>
+      <w:numFmt w:val="bullet"/>
+      <w:lvlText w:val=""/>
+      <w:lvlJc w:val="left"/>
+      <w:pPr>
+        <w:tabs>
+          <w:tab w:val="num" w:pos="720"/>
+        </w:tabs>
+        <w:ind w:left="720" w:hanging="360"/>
+      </w:pPr>
+      <w:rPr>
+        <w:rFonts w:ascii="Symbol" w:hAnsi="Symbol" w:hint="default"/>
+        <w:sz w:val="20"/>
+      </w:rPr>
+    </w:lvl>
+    <w:lvl w:ilvl="1" w:tentative="1">
+      <w:start w:val="1"/>
+      <w:numFmt w:val="bullet"/>
+      <w:lvlText w:val="o"/>
+      <w:lvlJc w:val="left"/>
+      <w:pPr>
+        <w:tabs>
+          <w:tab w:val="num" w:pos="1440"/>
+        </w:tabs>
+        <w:ind w:left="1440" w:hanging="360"/>
+      </w:pPr>
+      <w:rPr>
+        <w:rFonts w:ascii="Courier New" w:hAnsi="Courier New" w:hint="default"/>
+        <w:sz w:val="20"/>
+      </w:rPr>
+    </w:lvl>
+    <w:lvl w:ilvl="2" w:tentative="1">
+      <w:start w:val="1"/>
+      <w:numFmt w:val="bullet"/>
+      <w:lvlText w:val=""/>
+      <w:lvlJc w:val="left"/>
+      <w:pPr>
+        <w:tabs>
+          <w:tab w:val="num" w:pos="2160"/>
+        </w:tabs>
+        <w:ind w:left="2160" w:hanging="360"/>
+      </w:pPr>
+      <w:rPr>
+        <w:rFonts w:ascii="Wingdings" w:hAnsi="Wingdings" w:hint="default"/>
+        <w:sz w:val="20"/>
+      </w:rPr>
+    </w:lvl>
+    <w:lvl w:ilvl="3" w:tentative="1">
+      <w:start w:val="1"/>
+      <w:numFmt w:val="bullet"/>
+      <w:lvlText w:val=""/>
+      <w:lvlJc w:val="left"/>
+      <w:pPr>
+        <w:tabs>
+          <w:tab w:val="num" w:pos="2880"/>
+        </w:tabs>
+        <w:ind w:left="2880" w:hanging="360"/>
+      </w:pPr>
+      <w:rPr>
+        <w:rFonts w:ascii="Wingdings" w:hAnsi="Wingdings" w:hint="default"/>
+        <w:sz w:val="20"/>
+      </w:rPr>
+    </w:lvl>
+    <w:lvl w:ilvl="4" w:tentative="1">
+      <w:start w:val="1"/>
+      <w:numFmt w:val="bullet"/>
+      <w:lvlText w:val=""/>
+      <w:lvlJc w:val="left"/>
+      <w:pPr>
+        <w:tabs>
+          <w:tab w:val="num" w:pos="3600"/>
+        </w:tabs>
+        <w:ind w:left="3600" w:hanging="360"/>
+      </w:pPr>
+      <w:rPr>
+        <w:rFonts w:ascii="Wingdings" w:hAnsi="Wingdings" w:hint="default"/>
+        <w:sz w:val="20"/>
+      </w:rPr>
+    </w:lvl>
+    <w:lvl w:ilvl="5" w:tentative="1">
+      <w:start w:val="1"/>
+      <w:numFmt w:val="bullet"/>
+      <w:lvlText w:val=""/>
+      <w:lvlJc w:val="left"/>
+      <w:pPr>
+        <w:tabs>
+          <w:tab w:val="num" w:pos="4320"/>
+        </w:tabs>
+        <w:ind w:left="4320" w:hanging="360"/>
+      </w:pPr>
+      <w:rPr>
+        <w:rFonts w:ascii="Wingdings" w:hAnsi="Wingdings" w:hint="default"/>
+        <w:sz w:val="20"/>
+      </w:rPr>
+    </w:lvl>
+    <w:lvl w:ilvl="6" w:tentative="1">
+      <w:start w:val="1"/>
+      <w:numFmt w:val="bullet"/>
+      <w:lvlText w:val=""/>
+      <w:lvlJc w:val="left"/>
+      <w:pPr>
+        <w:tabs>
+          <w:tab w:val="num" w:pos="5040"/>
+        </w:tabs>
+        <w:ind w:left="5040" w:hanging="360"/>
+      </w:pPr>
+      <w:rPr>
+        <w:rFonts w:ascii="Wingdings" w:hAnsi="Wingdings" w:hint="default"/>
+        <w:sz w:val="20"/>
+      </w:rPr>
+    </w:lvl>
+    <w:lvl w:ilvl="7" w:tentative="1">
+      <w:start w:val="1"/>
+      <w:numFmt w:val="bullet"/>
+      <w:lvlText w:val=""/>
+      <w:lvlJc w:val="left"/>
+      <w:pPr>
+        <w:tabs>
+          <w:tab w:val="num" w:pos="5760"/>
+        </w:tabs>
+        <w:ind w:left="5760" w:hanging="360"/>
+      </w:pPr>
+      <w:rPr>
+        <w:rFonts w:ascii="Wingdings" w:hAnsi="Wingdings" w:hint="default"/>
+        <w:sz w:val="20"/>
+      </w:rPr>
+    </w:lvl>
+    <w:lvl w:ilvl="8" w:tentative="1">
+      <w:start w:val="1"/>
+      <w:numFmt w:val="bullet"/>
+      <w:lvlText w:val=""/>
+      <w:lvlJc w:val="left"/>
+      <w:pPr>
+        <w:tabs>
+          <w:tab w:val="num" w:pos="6480"/>
+        </w:tabs>
+        <w:ind w:left="6480" w:hanging="360"/>
+      </w:pPr>
+      <w:rPr>
+        <w:rFonts w:ascii="Wingdings" w:hAnsi="Wingdings" w:hint="default"/>
+        <w:sz w:val="20"/>
+      </w:rPr>
+    </w:lvl>
+  </w:abstractNum>
+  <w:abstractNum w:abstractNumId="52" w15:restartNumberingAfterBreak="0">
     <w:nsid w:val="4C85463B"/>
     <w:multiLevelType w:val="multilevel"/>
     <w:tmpl w:val="02F23A28"/>
@@ -12659,7 +14556,7 @@
       </w:rPr>
     </w:lvl>
   </w:abstractNum>
-  <w:abstractNum w:abstractNumId="49" w15:restartNumberingAfterBreak="0">
+  <w:abstractNum w:abstractNumId="53" w15:restartNumberingAfterBreak="0">
     <w:nsid w:val="4E1B1ECA"/>
     <w:multiLevelType w:val="multilevel"/>
     <w:tmpl w:val="C3C4CCC6"/>
@@ -12808,7 +14705,7 @@
       </w:rPr>
     </w:lvl>
   </w:abstractNum>
-  <w:abstractNum w:abstractNumId="50" w15:restartNumberingAfterBreak="0">
+  <w:abstractNum w:abstractNumId="54" w15:restartNumberingAfterBreak="0">
     <w:nsid w:val="55DA5529"/>
     <w:multiLevelType w:val="multilevel"/>
     <w:tmpl w:val="8212618E"/>
@@ -12957,7 +14854,7 @@
       </w:rPr>
     </w:lvl>
   </w:abstractNum>
-  <w:abstractNum w:abstractNumId="51" w15:restartNumberingAfterBreak="0">
+  <w:abstractNum w:abstractNumId="55" w15:restartNumberingAfterBreak="0">
     <w:nsid w:val="56E84BAB"/>
     <w:multiLevelType w:val="multilevel"/>
     <w:tmpl w:val="60121038"/>
@@ -13106,7 +15003,7 @@
       </w:rPr>
     </w:lvl>
   </w:abstractNum>
-  <w:abstractNum w:abstractNumId="52" w15:restartNumberingAfterBreak="0">
+  <w:abstractNum w:abstractNumId="56" w15:restartNumberingAfterBreak="0">
     <w:nsid w:val="57482E32"/>
     <w:multiLevelType w:val="multilevel"/>
     <w:tmpl w:val="04744694"/>
@@ -13255,7 +15152,7 @@
       </w:rPr>
     </w:lvl>
   </w:abstractNum>
-  <w:abstractNum w:abstractNumId="53" w15:restartNumberingAfterBreak="0">
+  <w:abstractNum w:abstractNumId="57" w15:restartNumberingAfterBreak="0">
     <w:nsid w:val="5846499C"/>
     <w:multiLevelType w:val="multilevel"/>
     <w:tmpl w:val="04744694"/>
@@ -13404,7 +15301,7 @@
       </w:rPr>
     </w:lvl>
   </w:abstractNum>
-  <w:abstractNum w:abstractNumId="54" w15:restartNumberingAfterBreak="0">
+  <w:abstractNum w:abstractNumId="58" w15:restartNumberingAfterBreak="0">
     <w:nsid w:val="58ED39EC"/>
     <w:multiLevelType w:val="multilevel"/>
     <w:tmpl w:val="04744694"/>
@@ -13553,7 +15450,7 @@
       </w:rPr>
     </w:lvl>
   </w:abstractNum>
-  <w:abstractNum w:abstractNumId="55" w15:restartNumberingAfterBreak="0">
+  <w:abstractNum w:abstractNumId="59" w15:restartNumberingAfterBreak="0">
     <w:nsid w:val="5F2D123E"/>
     <w:multiLevelType w:val="hybridMultilevel"/>
     <w:tmpl w:val="7A9ACF52"/>
@@ -13666,7 +15563,7 @@
       </w:rPr>
     </w:lvl>
   </w:abstractNum>
-  <w:abstractNum w:abstractNumId="56" w15:restartNumberingAfterBreak="0">
+  <w:abstractNum w:abstractNumId="60" w15:restartNumberingAfterBreak="0">
     <w:nsid w:val="5FC95F80"/>
     <w:multiLevelType w:val="multilevel"/>
     <w:tmpl w:val="04744694"/>
@@ -13815,7 +15712,7 @@
       </w:rPr>
     </w:lvl>
   </w:abstractNum>
-  <w:abstractNum w:abstractNumId="57" w15:restartNumberingAfterBreak="0">
+  <w:abstractNum w:abstractNumId="61" w15:restartNumberingAfterBreak="0">
     <w:nsid w:val="60322EE8"/>
     <w:multiLevelType w:val="multilevel"/>
     <w:tmpl w:val="8112FE48"/>
@@ -13964,7 +15861,7 @@
       </w:rPr>
     </w:lvl>
   </w:abstractNum>
-  <w:abstractNum w:abstractNumId="58" w15:restartNumberingAfterBreak="0">
+  <w:abstractNum w:abstractNumId="62" w15:restartNumberingAfterBreak="0">
     <w:nsid w:val="60A15330"/>
     <w:multiLevelType w:val="multilevel"/>
     <w:tmpl w:val="04744694"/>
@@ -14113,7 +16010,7 @@
       </w:rPr>
     </w:lvl>
   </w:abstractNum>
-  <w:abstractNum w:abstractNumId="59" w15:restartNumberingAfterBreak="0">
+  <w:abstractNum w:abstractNumId="63" w15:restartNumberingAfterBreak="0">
     <w:nsid w:val="6102474D"/>
     <w:multiLevelType w:val="multilevel"/>
     <w:tmpl w:val="1B1A028A"/>
@@ -14262,7 +16159,7 @@
       </w:rPr>
     </w:lvl>
   </w:abstractNum>
-  <w:abstractNum w:abstractNumId="60" w15:restartNumberingAfterBreak="0">
+  <w:abstractNum w:abstractNumId="64" w15:restartNumberingAfterBreak="0">
     <w:nsid w:val="624A7BA3"/>
     <w:multiLevelType w:val="multilevel"/>
     <w:tmpl w:val="04744694"/>
@@ -14411,7 +16308,7 @@
       </w:rPr>
     </w:lvl>
   </w:abstractNum>
-  <w:abstractNum w:abstractNumId="61" w15:restartNumberingAfterBreak="0">
+  <w:abstractNum w:abstractNumId="65" w15:restartNumberingAfterBreak="0">
     <w:nsid w:val="64556410"/>
     <w:multiLevelType w:val="hybridMultilevel"/>
     <w:tmpl w:val="31BC7290"/>
@@ -14524,7 +16421,7 @@
       </w:rPr>
     </w:lvl>
   </w:abstractNum>
-  <w:abstractNum w:abstractNumId="62" w15:restartNumberingAfterBreak="0">
+  <w:abstractNum w:abstractNumId="66" w15:restartNumberingAfterBreak="0">
     <w:nsid w:val="65C50AF4"/>
     <w:multiLevelType w:val="multilevel"/>
     <w:tmpl w:val="AB3E1A20"/>
@@ -14673,7 +16570,7 @@
       </w:rPr>
     </w:lvl>
   </w:abstractNum>
-  <w:abstractNum w:abstractNumId="63" w15:restartNumberingAfterBreak="0">
+  <w:abstractNum w:abstractNumId="67" w15:restartNumberingAfterBreak="0">
     <w:nsid w:val="663E1D8A"/>
     <w:multiLevelType w:val="multilevel"/>
     <w:tmpl w:val="F888FA70"/>
@@ -14822,7 +16719,7 @@
       </w:rPr>
     </w:lvl>
   </w:abstractNum>
-  <w:abstractNum w:abstractNumId="64" w15:restartNumberingAfterBreak="0">
+  <w:abstractNum w:abstractNumId="68" w15:restartNumberingAfterBreak="0">
     <w:nsid w:val="68862DCB"/>
     <w:multiLevelType w:val="multilevel"/>
     <w:tmpl w:val="F33AC1EE"/>
@@ -14971,7 +16868,7 @@
       </w:rPr>
     </w:lvl>
   </w:abstractNum>
-  <w:abstractNum w:abstractNumId="65" w15:restartNumberingAfterBreak="0">
+  <w:abstractNum w:abstractNumId="69" w15:restartNumberingAfterBreak="0">
     <w:nsid w:val="691B00A8"/>
     <w:multiLevelType w:val="multilevel"/>
     <w:tmpl w:val="04744694"/>
@@ -15120,7 +17017,7 @@
       </w:rPr>
     </w:lvl>
   </w:abstractNum>
-  <w:abstractNum w:abstractNumId="66" w15:restartNumberingAfterBreak="0">
+  <w:abstractNum w:abstractNumId="70" w15:restartNumberingAfterBreak="0">
     <w:nsid w:val="6EC1366A"/>
     <w:multiLevelType w:val="multilevel"/>
     <w:tmpl w:val="9C027DE8"/>
@@ -15269,7 +17166,7 @@
       </w:rPr>
     </w:lvl>
   </w:abstractNum>
-  <w:abstractNum w:abstractNumId="67" w15:restartNumberingAfterBreak="0">
+  <w:abstractNum w:abstractNumId="71" w15:restartNumberingAfterBreak="0">
     <w:nsid w:val="70165319"/>
     <w:multiLevelType w:val="multilevel"/>
     <w:tmpl w:val="59EE7408"/>
@@ -15418,7 +17315,7 @@
       </w:rPr>
     </w:lvl>
   </w:abstractNum>
-  <w:abstractNum w:abstractNumId="68" w15:restartNumberingAfterBreak="0">
+  <w:abstractNum w:abstractNumId="72" w15:restartNumberingAfterBreak="0">
     <w:nsid w:val="7054229B"/>
     <w:multiLevelType w:val="multilevel"/>
     <w:tmpl w:val="9BA80258"/>
@@ -15567,7 +17464,7 @@
       </w:rPr>
     </w:lvl>
   </w:abstractNum>
-  <w:abstractNum w:abstractNumId="69" w15:restartNumberingAfterBreak="0">
+  <w:abstractNum w:abstractNumId="73" w15:restartNumberingAfterBreak="0">
     <w:nsid w:val="70A5488B"/>
     <w:multiLevelType w:val="multilevel"/>
     <w:tmpl w:val="70863E36"/>
@@ -15716,7 +17613,7 @@
       </w:rPr>
     </w:lvl>
   </w:abstractNum>
-  <w:abstractNum w:abstractNumId="70" w15:restartNumberingAfterBreak="0">
+  <w:abstractNum w:abstractNumId="74" w15:restartNumberingAfterBreak="0">
     <w:nsid w:val="71FF01D2"/>
     <w:multiLevelType w:val="multilevel"/>
     <w:tmpl w:val="1340EDC2"/>
@@ -15865,7 +17762,7 @@
       </w:rPr>
     </w:lvl>
   </w:abstractNum>
-  <w:abstractNum w:abstractNumId="71" w15:restartNumberingAfterBreak="0">
+  <w:abstractNum w:abstractNumId="75" w15:restartNumberingAfterBreak="0">
     <w:nsid w:val="7209128E"/>
     <w:multiLevelType w:val="multilevel"/>
     <w:tmpl w:val="2C226676"/>
@@ -16014,7 +17911,7 @@
       </w:rPr>
     </w:lvl>
   </w:abstractNum>
-  <w:abstractNum w:abstractNumId="72" w15:restartNumberingAfterBreak="0">
+  <w:abstractNum w:abstractNumId="76" w15:restartNumberingAfterBreak="0">
     <w:nsid w:val="73282710"/>
     <w:multiLevelType w:val="hybridMultilevel"/>
     <w:tmpl w:val="6DACE2D4"/>
@@ -16127,7 +18024,7 @@
       </w:rPr>
     </w:lvl>
   </w:abstractNum>
-  <w:abstractNum w:abstractNumId="73" w15:restartNumberingAfterBreak="0">
+  <w:abstractNum w:abstractNumId="77" w15:restartNumberingAfterBreak="0">
     <w:nsid w:val="73CA5D99"/>
     <w:multiLevelType w:val="multilevel"/>
     <w:tmpl w:val="17264AFA"/>
@@ -16276,7 +18173,7 @@
       </w:rPr>
     </w:lvl>
   </w:abstractNum>
-  <w:abstractNum w:abstractNumId="74" w15:restartNumberingAfterBreak="0">
+  <w:abstractNum w:abstractNumId="78" w15:restartNumberingAfterBreak="0">
     <w:nsid w:val="740F3DFB"/>
     <w:multiLevelType w:val="hybridMultilevel"/>
     <w:tmpl w:val="FBE4F368"/>
@@ -16389,7 +18286,156 @@
       </w:rPr>
     </w:lvl>
   </w:abstractNum>
-  <w:abstractNum w:abstractNumId="75" w15:restartNumberingAfterBreak="0">
+  <w:abstractNum w:abstractNumId="79" w15:restartNumberingAfterBreak="0">
+    <w:nsid w:val="74E30B59"/>
+    <w:multiLevelType w:val="multilevel"/>
+    <w:tmpl w:val="24A061B0"/>
+    <w:lvl w:ilvl="0">
+      <w:start w:val="1"/>
+      <w:numFmt w:val="bullet"/>
+      <w:lvlText w:val=""/>
+      <w:lvlJc w:val="left"/>
+      <w:pPr>
+        <w:tabs>
+          <w:tab w:val="num" w:pos="720"/>
+        </w:tabs>
+        <w:ind w:left="720" w:hanging="360"/>
+      </w:pPr>
+      <w:rPr>
+        <w:rFonts w:ascii="Symbol" w:hAnsi="Symbol" w:hint="default"/>
+        <w:sz w:val="20"/>
+      </w:rPr>
+    </w:lvl>
+    <w:lvl w:ilvl="1" w:tentative="1">
+      <w:start w:val="1"/>
+      <w:numFmt w:val="bullet"/>
+      <w:lvlText w:val="o"/>
+      <w:lvlJc w:val="left"/>
+      <w:pPr>
+        <w:tabs>
+          <w:tab w:val="num" w:pos="1440"/>
+        </w:tabs>
+        <w:ind w:left="1440" w:hanging="360"/>
+      </w:pPr>
+      <w:rPr>
+        <w:rFonts w:ascii="Courier New" w:hAnsi="Courier New" w:hint="default"/>
+        <w:sz w:val="20"/>
+      </w:rPr>
+    </w:lvl>
+    <w:lvl w:ilvl="2" w:tentative="1">
+      <w:start w:val="1"/>
+      <w:numFmt w:val="bullet"/>
+      <w:lvlText w:val=""/>
+      <w:lvlJc w:val="left"/>
+      <w:pPr>
+        <w:tabs>
+          <w:tab w:val="num" w:pos="2160"/>
+        </w:tabs>
+        <w:ind w:left="2160" w:hanging="360"/>
+      </w:pPr>
+      <w:rPr>
+        <w:rFonts w:ascii="Wingdings" w:hAnsi="Wingdings" w:hint="default"/>
+        <w:sz w:val="20"/>
+      </w:rPr>
+    </w:lvl>
+    <w:lvl w:ilvl="3" w:tentative="1">
+      <w:start w:val="1"/>
+      <w:numFmt w:val="bullet"/>
+      <w:lvlText w:val=""/>
+      <w:lvlJc w:val="left"/>
+      <w:pPr>
+        <w:tabs>
+          <w:tab w:val="num" w:pos="2880"/>
+        </w:tabs>
+        <w:ind w:left="2880" w:hanging="360"/>
+      </w:pPr>
+      <w:rPr>
+        <w:rFonts w:ascii="Wingdings" w:hAnsi="Wingdings" w:hint="default"/>
+        <w:sz w:val="20"/>
+      </w:rPr>
+    </w:lvl>
+    <w:lvl w:ilvl="4" w:tentative="1">
+      <w:start w:val="1"/>
+      <w:numFmt w:val="bullet"/>
+      <w:lvlText w:val=""/>
+      <w:lvlJc w:val="left"/>
+      <w:pPr>
+        <w:tabs>
+          <w:tab w:val="num" w:pos="3600"/>
+        </w:tabs>
+        <w:ind w:left="3600" w:hanging="360"/>
+      </w:pPr>
+      <w:rPr>
+        <w:rFonts w:ascii="Wingdings" w:hAnsi="Wingdings" w:hint="default"/>
+        <w:sz w:val="20"/>
+      </w:rPr>
+    </w:lvl>
+    <w:lvl w:ilvl="5" w:tentative="1">
+      <w:start w:val="1"/>
+      <w:numFmt w:val="bullet"/>
+      <w:lvlText w:val=""/>
+      <w:lvlJc w:val="left"/>
+      <w:pPr>
+        <w:tabs>
+          <w:tab w:val="num" w:pos="4320"/>
+        </w:tabs>
+        <w:ind w:left="4320" w:hanging="360"/>
+      </w:pPr>
+      <w:rPr>
+        <w:rFonts w:ascii="Wingdings" w:hAnsi="Wingdings" w:hint="default"/>
+        <w:sz w:val="20"/>
+      </w:rPr>
+    </w:lvl>
+    <w:lvl w:ilvl="6" w:tentative="1">
+      <w:start w:val="1"/>
+      <w:numFmt w:val="bullet"/>
+      <w:lvlText w:val=""/>
+      <w:lvlJc w:val="left"/>
+      <w:pPr>
+        <w:tabs>
+          <w:tab w:val="num" w:pos="5040"/>
+        </w:tabs>
+        <w:ind w:left="5040" w:hanging="360"/>
+      </w:pPr>
+      <w:rPr>
+        <w:rFonts w:ascii="Wingdings" w:hAnsi="Wingdings" w:hint="default"/>
+        <w:sz w:val="20"/>
+      </w:rPr>
+    </w:lvl>
+    <w:lvl w:ilvl="7" w:tentative="1">
+      <w:start w:val="1"/>
+      <w:numFmt w:val="bullet"/>
+      <w:lvlText w:val=""/>
+      <w:lvlJc w:val="left"/>
+      <w:pPr>
+        <w:tabs>
+          <w:tab w:val="num" w:pos="5760"/>
+        </w:tabs>
+        <w:ind w:left="5760" w:hanging="360"/>
+      </w:pPr>
+      <w:rPr>
+        <w:rFonts w:ascii="Wingdings" w:hAnsi="Wingdings" w:hint="default"/>
+        <w:sz w:val="20"/>
+      </w:rPr>
+    </w:lvl>
+    <w:lvl w:ilvl="8" w:tentative="1">
+      <w:start w:val="1"/>
+      <w:numFmt w:val="bullet"/>
+      <w:lvlText w:val=""/>
+      <w:lvlJc w:val="left"/>
+      <w:pPr>
+        <w:tabs>
+          <w:tab w:val="num" w:pos="6480"/>
+        </w:tabs>
+        <w:ind w:left="6480" w:hanging="360"/>
+      </w:pPr>
+      <w:rPr>
+        <w:rFonts w:ascii="Wingdings" w:hAnsi="Wingdings" w:hint="default"/>
+        <w:sz w:val="20"/>
+      </w:rPr>
+    </w:lvl>
+  </w:abstractNum>
+  <w:abstractNum w:abstractNumId="80" w15:restartNumberingAfterBreak="0">
     <w:nsid w:val="765F6BF7"/>
     <w:multiLevelType w:val="hybridMultilevel"/>
     <w:tmpl w:val="534AA04A"/>
@@ -16502,7 +18548,7 @@
       </w:rPr>
     </w:lvl>
   </w:abstractNum>
-  <w:abstractNum w:abstractNumId="76" w15:restartNumberingAfterBreak="0">
+  <w:abstractNum w:abstractNumId="81" w15:restartNumberingAfterBreak="0">
     <w:nsid w:val="77915556"/>
     <w:multiLevelType w:val="multilevel"/>
     <w:tmpl w:val="321A8944"/>
@@ -16651,7 +18697,7 @@
       </w:rPr>
     </w:lvl>
   </w:abstractNum>
-  <w:abstractNum w:abstractNumId="77" w15:restartNumberingAfterBreak="0">
+  <w:abstractNum w:abstractNumId="82" w15:restartNumberingAfterBreak="0">
     <w:nsid w:val="7BD85249"/>
     <w:multiLevelType w:val="multilevel"/>
     <w:tmpl w:val="20FCC93A"/>
@@ -16800,7 +18846,7 @@
       </w:rPr>
     </w:lvl>
   </w:abstractNum>
-  <w:abstractNum w:abstractNumId="78" w15:restartNumberingAfterBreak="0">
+  <w:abstractNum w:abstractNumId="83" w15:restartNumberingAfterBreak="0">
     <w:nsid w:val="7BEC50D1"/>
     <w:multiLevelType w:val="multilevel"/>
     <w:tmpl w:val="6BA8A7D6"/>
@@ -16949,7 +18995,7 @@
       </w:rPr>
     </w:lvl>
   </w:abstractNum>
-  <w:abstractNum w:abstractNumId="79" w15:restartNumberingAfterBreak="0">
+  <w:abstractNum w:abstractNumId="84" w15:restartNumberingAfterBreak="0">
     <w:nsid w:val="7E280834"/>
     <w:multiLevelType w:val="multilevel"/>
     <w:tmpl w:val="C52490A6"/>
@@ -17098,7 +19144,7 @@
       </w:rPr>
     </w:lvl>
   </w:abstractNum>
-  <w:abstractNum w:abstractNumId="80" w15:restartNumberingAfterBreak="0">
+  <w:abstractNum w:abstractNumId="85" w15:restartNumberingAfterBreak="0">
     <w:nsid w:val="7EAE3E7D"/>
     <w:multiLevelType w:val="multilevel"/>
     <w:tmpl w:val="04744694"/>
@@ -17247,7 +19293,7 @@
       </w:rPr>
     </w:lvl>
   </w:abstractNum>
-  <w:abstractNum w:abstractNumId="81" w15:restartNumberingAfterBreak="0">
+  <w:abstractNum w:abstractNumId="86" w15:restartNumberingAfterBreak="0">
     <w:nsid w:val="7ED20FB3"/>
     <w:multiLevelType w:val="multilevel"/>
     <w:tmpl w:val="F55A27AE"/>
@@ -17397,19 +19443,19 @@
     </w:lvl>
   </w:abstractNum>
   <w:num w:numId="1" w16cid:durableId="321395444">
-    <w:abstractNumId w:val="40"/>
+    <w:abstractNumId w:val="41"/>
   </w:num>
   <w:num w:numId="2" w16cid:durableId="532154043">
-    <w:abstractNumId w:val="61"/>
+    <w:abstractNumId w:val="65"/>
   </w:num>
   <w:num w:numId="3" w16cid:durableId="798376593">
-    <w:abstractNumId w:val="75"/>
+    <w:abstractNumId w:val="80"/>
   </w:num>
   <w:num w:numId="4" w16cid:durableId="588386593">
-    <w:abstractNumId w:val="63"/>
+    <w:abstractNumId w:val="67"/>
   </w:num>
   <w:num w:numId="5" w16cid:durableId="70394061">
-    <w:abstractNumId w:val="46"/>
+    <w:abstractNumId w:val="49"/>
   </w:num>
   <w:num w:numId="6" w16cid:durableId="603196276">
     <w:abstractNumId w:val="15"/>
@@ -17430,40 +19476,40 @@
     <w:abstractNumId w:val="16"/>
   </w:num>
   <w:num w:numId="12" w16cid:durableId="619728058">
-    <w:abstractNumId w:val="68"/>
+    <w:abstractNumId w:val="72"/>
   </w:num>
   <w:num w:numId="13" w16cid:durableId="1778989468">
+    <w:abstractNumId w:val="50"/>
+  </w:num>
+  <w:num w:numId="14" w16cid:durableId="2062170912">
+    <w:abstractNumId w:val="54"/>
+  </w:num>
+  <w:num w:numId="15" w16cid:durableId="585841409">
+    <w:abstractNumId w:val="39"/>
+  </w:num>
+  <w:num w:numId="16" w16cid:durableId="742529473">
     <w:abstractNumId w:val="47"/>
   </w:num>
-  <w:num w:numId="14" w16cid:durableId="2062170912">
-    <w:abstractNumId w:val="50"/>
-  </w:num>
-  <w:num w:numId="15" w16cid:durableId="585841409">
-    <w:abstractNumId w:val="38"/>
-  </w:num>
-  <w:num w:numId="16" w16cid:durableId="742529473">
+  <w:num w:numId="17" w16cid:durableId="1529947197">
     <w:abstractNumId w:val="44"/>
   </w:num>
-  <w:num w:numId="17" w16cid:durableId="1529947197">
-    <w:abstractNumId w:val="42"/>
-  </w:num>
   <w:num w:numId="18" w16cid:durableId="1136332946">
-    <w:abstractNumId w:val="51"/>
+    <w:abstractNumId w:val="55"/>
   </w:num>
   <w:num w:numId="19" w16cid:durableId="1837695410">
-    <w:abstractNumId w:val="73"/>
+    <w:abstractNumId w:val="77"/>
   </w:num>
   <w:num w:numId="20" w16cid:durableId="1948609915">
-    <w:abstractNumId w:val="55"/>
+    <w:abstractNumId w:val="59"/>
   </w:num>
   <w:num w:numId="21" w16cid:durableId="1189296525">
     <w:abstractNumId w:val="17"/>
   </w:num>
   <w:num w:numId="22" w16cid:durableId="83386017">
-    <w:abstractNumId w:val="72"/>
+    <w:abstractNumId w:val="76"/>
   </w:num>
   <w:num w:numId="23" w16cid:durableId="662245281">
-    <w:abstractNumId w:val="64"/>
+    <w:abstractNumId w:val="68"/>
   </w:num>
   <w:num w:numId="24" w16cid:durableId="972716946">
     <w:abstractNumId w:val="23"/>
@@ -17481,10 +19527,10 @@
     <w:abstractNumId w:val="21"/>
   </w:num>
   <w:num w:numId="29" w16cid:durableId="654845484">
-    <w:abstractNumId w:val="78"/>
+    <w:abstractNumId w:val="83"/>
   </w:num>
   <w:num w:numId="30" w16cid:durableId="1119686817">
-    <w:abstractNumId w:val="48"/>
+    <w:abstractNumId w:val="52"/>
   </w:num>
   <w:num w:numId="31" w16cid:durableId="1883783816">
     <w:abstractNumId w:val="35"/>
@@ -17505,25 +19551,25 @@
     <w:abstractNumId w:val="22"/>
   </w:num>
   <w:num w:numId="37" w16cid:durableId="560362349">
-    <w:abstractNumId w:val="77"/>
+    <w:abstractNumId w:val="82"/>
   </w:num>
   <w:num w:numId="38" w16cid:durableId="1106999145">
-    <w:abstractNumId w:val="62"/>
+    <w:abstractNumId w:val="66"/>
   </w:num>
   <w:num w:numId="39" w16cid:durableId="1767268650">
-    <w:abstractNumId w:val="57"/>
+    <w:abstractNumId w:val="61"/>
   </w:num>
   <w:num w:numId="40" w16cid:durableId="1580745284">
-    <w:abstractNumId w:val="79"/>
+    <w:abstractNumId w:val="84"/>
   </w:num>
   <w:num w:numId="41" w16cid:durableId="1432314249">
-    <w:abstractNumId w:val="70"/>
+    <w:abstractNumId w:val="74"/>
   </w:num>
   <w:num w:numId="42" w16cid:durableId="1656954061">
-    <w:abstractNumId w:val="81"/>
+    <w:abstractNumId w:val="86"/>
   </w:num>
   <w:num w:numId="43" w16cid:durableId="545684341">
-    <w:abstractNumId w:val="49"/>
+    <w:abstractNumId w:val="53"/>
   </w:num>
   <w:num w:numId="44" w16cid:durableId="1724526892">
     <w:abstractNumId w:val="30"/>
@@ -17538,10 +19584,10 @@
     <w:abstractNumId w:val="27"/>
   </w:num>
   <w:num w:numId="48" w16cid:durableId="2023891085">
-    <w:abstractNumId w:val="69"/>
+    <w:abstractNumId w:val="73"/>
   </w:num>
   <w:num w:numId="49" w16cid:durableId="644941106">
-    <w:abstractNumId w:val="74"/>
+    <w:abstractNumId w:val="78"/>
   </w:num>
   <w:num w:numId="50" w16cid:durableId="1786921595">
     <w:abstractNumId w:val="29"/>
@@ -17550,34 +19596,34 @@
     <w:abstractNumId w:val="0"/>
   </w:num>
   <w:num w:numId="52" w16cid:durableId="261651849">
+    <w:abstractNumId w:val="75"/>
+  </w:num>
+  <w:num w:numId="53" w16cid:durableId="2028481914">
     <w:abstractNumId w:val="71"/>
   </w:num>
-  <w:num w:numId="53" w16cid:durableId="2028481914">
-    <w:abstractNumId w:val="67"/>
-  </w:num>
   <w:num w:numId="54" w16cid:durableId="1186479370">
-    <w:abstractNumId w:val="76"/>
+    <w:abstractNumId w:val="81"/>
   </w:num>
   <w:num w:numId="55" w16cid:durableId="415787772">
     <w:abstractNumId w:val="13"/>
   </w:num>
   <w:num w:numId="56" w16cid:durableId="1240209095">
-    <w:abstractNumId w:val="43"/>
+    <w:abstractNumId w:val="45"/>
   </w:num>
   <w:num w:numId="57" w16cid:durableId="1689794627">
-    <w:abstractNumId w:val="66"/>
+    <w:abstractNumId w:val="70"/>
   </w:num>
   <w:num w:numId="58" w16cid:durableId="1825773327">
-    <w:abstractNumId w:val="59"/>
+    <w:abstractNumId w:val="63"/>
   </w:num>
   <w:num w:numId="59" w16cid:durableId="224805408">
-    <w:abstractNumId w:val="60"/>
+    <w:abstractNumId w:val="64"/>
   </w:num>
   <w:num w:numId="60" w16cid:durableId="79982750">
-    <w:abstractNumId w:val="39"/>
+    <w:abstractNumId w:val="40"/>
   </w:num>
   <w:num w:numId="61" w16cid:durableId="1947224028">
-    <w:abstractNumId w:val="56"/>
+    <w:abstractNumId w:val="60"/>
   </w:num>
   <w:num w:numId="62" w16cid:durableId="1783842580">
     <w:abstractNumId w:val="3"/>
@@ -17592,43 +19638,43 @@
     <w:abstractNumId w:val="19"/>
   </w:num>
   <w:num w:numId="66" w16cid:durableId="303237867">
-    <w:abstractNumId w:val="80"/>
+    <w:abstractNumId w:val="85"/>
   </w:num>
   <w:num w:numId="67" w16cid:durableId="2007590714">
-    <w:abstractNumId w:val="36"/>
+    <w:abstractNumId w:val="37"/>
   </w:num>
   <w:num w:numId="68" w16cid:durableId="1923828614">
-    <w:abstractNumId w:val="52"/>
+    <w:abstractNumId w:val="56"/>
   </w:num>
   <w:num w:numId="69" w16cid:durableId="200360437">
     <w:abstractNumId w:val="8"/>
   </w:num>
   <w:num w:numId="70" w16cid:durableId="1596137058">
-    <w:abstractNumId w:val="41"/>
+    <w:abstractNumId w:val="42"/>
   </w:num>
   <w:num w:numId="71" w16cid:durableId="1113477533">
-    <w:abstractNumId w:val="54"/>
+    <w:abstractNumId w:val="58"/>
   </w:num>
   <w:num w:numId="72" w16cid:durableId="1285889731">
     <w:abstractNumId w:val="32"/>
   </w:num>
   <w:num w:numId="73" w16cid:durableId="1616057647">
-    <w:abstractNumId w:val="65"/>
+    <w:abstractNumId w:val="69"/>
   </w:num>
   <w:num w:numId="74" w16cid:durableId="525751946">
-    <w:abstractNumId w:val="53"/>
+    <w:abstractNumId w:val="57"/>
   </w:num>
   <w:num w:numId="75" w16cid:durableId="1021081694">
-    <w:abstractNumId w:val="45"/>
+    <w:abstractNumId w:val="48"/>
   </w:num>
   <w:num w:numId="76" w16cid:durableId="175387324">
     <w:abstractNumId w:val="5"/>
   </w:num>
   <w:num w:numId="77" w16cid:durableId="659623911">
-    <w:abstractNumId w:val="58"/>
+    <w:abstractNumId w:val="62"/>
   </w:num>
   <w:num w:numId="78" w16cid:durableId="423184362">
-    <w:abstractNumId w:val="37"/>
+    <w:abstractNumId w:val="38"/>
   </w:num>
   <w:num w:numId="79" w16cid:durableId="1126897029">
     <w:abstractNumId w:val="28"/>
@@ -17650,6 +19696,21 @@
   </w:num>
   <w:num w:numId="83" w16cid:durableId="1979457323">
     <w:abstractNumId w:val="11"/>
+  </w:num>
+  <w:num w:numId="84" w16cid:durableId="866137352">
+    <w:abstractNumId w:val="46"/>
+  </w:num>
+  <w:num w:numId="85" w16cid:durableId="2017657553">
+    <w:abstractNumId w:val="36"/>
+  </w:num>
+  <w:num w:numId="86" w16cid:durableId="1785924618">
+    <w:abstractNumId w:val="43"/>
+  </w:num>
+  <w:num w:numId="87" w16cid:durableId="2106537679">
+    <w:abstractNumId w:val="51"/>
+  </w:num>
+  <w:num w:numId="88" w16cid:durableId="2062973285">
+    <w:abstractNumId w:val="79"/>
   </w:num>
 </w:numbering>
 </file>
